--- a/TDS Skill/templates/active/TDS_EN_国彩模板.docx
+++ b/TDS Skill/templates/active/TDS_EN_国彩模板.docx
@@ -580,7 +580,7 @@
     </w:p>
     <w:tbl>
       <w:tblPr>
-        <w:tblW w:w="4400" w:type="pct"/>
+        <w:tblW w:w="4450" w:type="pct"/>
         <w:jc w:val="start"/>
         <w:tblInd w:w="475" w:type="dxa"/>
         <w:tblLayout w:type="fixed"/>
@@ -592,10 +592,10 @@
         </w:tblCellMar>
       </w:tblPr>
       <w:tblGrid>
-        <w:gridCol w:w="2240"/>
-        <w:gridCol w:w="2035"/>
-        <w:gridCol w:w="1022"/>
-        <w:gridCol w:w="3191"/>
+        <w:gridCol w:w="2993"/>
+        <w:gridCol w:w="1910"/>
+        <w:gridCol w:w="1094"/>
+        <w:gridCol w:w="2587"/>
       </w:tblGrid>
       <w:tr>
         <w:trPr>
@@ -603,7 +603,7 @@
         </w:trPr>
         <w:tc>
           <w:tcPr>
-            <w:tcW w:w="2240" w:type="dxa"/>
+            <w:tcW w:w="2993" w:type="dxa"/>
             <w:tcBorders>
               <w:top w:val="single" w:sz="4" w:space="0" w:color="000000"/>
               <w:start w:val="single" w:sz="4" w:space="0" w:color="000000"/>
@@ -638,7 +638,7 @@
         </w:tc>
         <w:tc>
           <w:tcPr>
-            <w:tcW w:w="2035" w:type="dxa"/>
+            <w:tcW w:w="1910" w:type="dxa"/>
             <w:tcBorders>
               <w:top w:val="single" w:sz="4" w:space="0" w:color="000000"/>
               <w:start w:val="single" w:sz="4" w:space="0" w:color="000000"/>
@@ -678,7 +678,7 @@
         </w:tc>
         <w:tc>
           <w:tcPr>
-            <w:tcW w:w="1022" w:type="dxa"/>
+            <w:tcW w:w="1094" w:type="dxa"/>
             <w:tcBorders>
               <w:top w:val="single" w:sz="4" w:space="0" w:color="000000"/>
               <w:start w:val="single" w:sz="4" w:space="0" w:color="000000"/>
@@ -718,7 +718,7 @@
         </w:tc>
         <w:tc>
           <w:tcPr>
-            <w:tcW w:w="3191" w:type="dxa"/>
+            <w:tcW w:w="2587" w:type="dxa"/>
             <w:tcBorders>
               <w:top w:val="single" w:sz="4" w:space="0" w:color="000000"/>
               <w:start w:val="single" w:sz="4" w:space="0" w:color="000000"/>
@@ -763,7 +763,42 @@
         </w:trPr>
         <w:tc>
           <w:tcPr>
-            <w:tcW w:w="2240" w:type="dxa"/>
+            <w:tcW w:w="2993" w:type="dxa"/>
+            <w:tcBorders>
+              <w:top w:val="single" w:sz="4" w:space="0" w:color="000000"/>
+              <w:start w:val="single" w:sz="4" w:space="0" w:color="000000"/>
+              <w:bottom w:val="single" w:sz="4" w:space="0" w:color="000000"/>
+              <w:end w:val="single" w:sz="4" w:space="0" w:color="000000"/>
+            </w:tcBorders>
+            <w:vAlign w:val="center"/>
+          </w:tcPr>
+          <w:p>
+            <w:pPr>
+              <w:pStyle w:val="Normal"/>
+              <w:spacing w:lineRule="atLeast" w:line="0"/>
+              <w:jc w:val="center"/>
+              <w:rPr>
+                <w:rFonts w:ascii="Times New Roman" w:hAnsi="Times New Roman" w:eastAsia="Times New Roman" w:cs="Times New Roman"/>
+                <w:b w:val="false"/>
+                <w:bCs w:val="false"/>
+                <w:sz w:val="24"/>
+              </w:rPr>
+            </w:pPr>
+            <w:r>
+              <w:rPr>
+                <w:rFonts w:eastAsia="宋体" w:cs="宋体" w:ascii="宋体" w:hAnsi="宋体"/>
+                <w:b/>
+                <w:bCs/>
+                <w:sz w:val="24"/>
+                <w:szCs w:val="24"/>
+              </w:rPr>
+              <w:t>Emulsion Appearance</w:t>
+            </w:r>
+          </w:p>
+        </w:tc>
+        <w:tc>
+          <w:tcPr>
+            <w:tcW w:w="1910" w:type="dxa"/>
             <w:tcBorders>
               <w:top w:val="single" w:sz="4" w:space="0" w:color="000000"/>
               <w:start w:val="single" w:sz="4" w:space="0" w:color="000000"/>
@@ -779,56 +814,6 @@
               <w:spacing w:lineRule="atLeast" w:line="375"/>
               <w:jc w:val="center"/>
               <w:rPr>
-                <w:rFonts w:ascii="Times New Roman" w:hAnsi="Times New Roman" w:eastAsia="Times New Roman" w:cs="Times New Roman"/>
-                <w:b w:val="false"/>
-                <w:bCs w:val="false"/>
-                <w:sz w:val="24"/>
-              </w:rPr>
-            </w:pPr>
-            <w:r>
-              <w:rPr>
-                <w:rFonts w:cs="宋体" w:hint="eastAsia"/>
-                <w:b w:val="false"/>
-                <w:bCs w:val="false"/>
-                <w:color w:val="000000"/>
-                <w:kern w:val="0"/>
-                <w:sz w:val="24"/>
-                <w:szCs w:val="24"/>
-              </w:rPr>
-              <w:t>乳液</w:t>
-            </w:r>
-            <w:r>
-              <w:rPr>
-                <w:rFonts w:cs="宋体"/>
-                <w:b w:val="false"/>
-                <w:bCs w:val="false"/>
-                <w:color w:val="000000"/>
-                <w:kern w:val="0"/>
-                <w:sz w:val="24"/>
-                <w:szCs w:val="24"/>
-              </w:rPr>
-              <w:t>外观</w:t>
-            </w:r>
-          </w:p>
-        </w:tc>
-        <w:tc>
-          <w:tcPr>
-            <w:tcW w:w="2035" w:type="dxa"/>
-            <w:tcBorders>
-              <w:top w:val="single" w:sz="4" w:space="0" w:color="000000"/>
-              <w:start w:val="single" w:sz="4" w:space="0" w:color="000000"/>
-              <w:bottom w:val="single" w:sz="4" w:space="0" w:color="000000"/>
-              <w:end w:val="single" w:sz="4" w:space="0" w:color="000000"/>
-            </w:tcBorders>
-            <w:vAlign w:val="center"/>
-          </w:tcPr>
-          <w:p>
-            <w:pPr>
-              <w:pStyle w:val="Normal"/>
-              <w:widowControl/>
-              <w:spacing w:lineRule="atLeast" w:line="375"/>
-              <w:jc w:val="center"/>
-              <w:rPr>
                 <w:rFonts w:ascii="Times New Roman" w:hAnsi="Times New Roman" w:cs="Times New Roman" w:hint="eastAsia"/>
                 <w:b w:val="false"/>
                 <w:bCs w:val="false"/>
@@ -851,7 +836,7 @@
         </w:tc>
         <w:tc>
           <w:tcPr>
-            <w:tcW w:w="1022" w:type="dxa"/>
+            <w:tcW w:w="1094" w:type="dxa"/>
             <w:tcBorders>
               <w:top w:val="single" w:sz="4" w:space="0" w:color="000000"/>
               <w:start w:val="single" w:sz="4" w:space="0" w:color="000000"/>
@@ -886,7 +871,7 @@
         </w:tc>
         <w:tc>
           <w:tcPr>
-            <w:tcW w:w="3191" w:type="dxa"/>
+            <w:tcW w:w="2587" w:type="dxa"/>
             <w:tcBorders>
               <w:top w:val="single" w:sz="4" w:space="0" w:color="000000"/>
               <w:start w:val="single" w:sz="4" w:space="0" w:color="000000"/>
@@ -929,7 +914,42 @@
         </w:trPr>
         <w:tc>
           <w:tcPr>
-            <w:tcW w:w="2240" w:type="dxa"/>
+            <w:tcW w:w="2993" w:type="dxa"/>
+            <w:tcBorders>
+              <w:top w:val="single" w:sz="4" w:space="0" w:color="000000"/>
+              <w:start w:val="single" w:sz="4" w:space="0" w:color="000000"/>
+              <w:bottom w:val="single" w:sz="4" w:space="0" w:color="000000"/>
+              <w:end w:val="single" w:sz="4" w:space="0" w:color="000000"/>
+            </w:tcBorders>
+            <w:vAlign w:val="center"/>
+          </w:tcPr>
+          <w:p>
+            <w:pPr>
+              <w:pStyle w:val="Normal"/>
+              <w:spacing w:lineRule="atLeast" w:line="0"/>
+              <w:jc w:val="center"/>
+              <w:rPr>
+                <w:rFonts w:ascii="Times New Roman" w:hAnsi="Times New Roman" w:eastAsia="Times New Roman" w:cs="Times New Roman"/>
+                <w:b w:val="false"/>
+                <w:bCs w:val="false"/>
+                <w:sz w:val="24"/>
+              </w:rPr>
+            </w:pPr>
+            <w:r>
+              <w:rPr>
+                <w:rFonts w:eastAsia="宋体" w:cs="宋体" w:ascii="宋体" w:hAnsi="宋体"/>
+                <w:b/>
+                <w:bCs/>
+                <w:sz w:val="24"/>
+                <w:szCs w:val="24"/>
+              </w:rPr>
+              <w:t>Epoxy Equivalent Weight</w:t>
+            </w:r>
+          </w:p>
+        </w:tc>
+        <w:tc>
+          <w:tcPr>
+            <w:tcW w:w="1910" w:type="dxa"/>
             <w:tcBorders>
               <w:top w:val="single" w:sz="4" w:space="0" w:color="000000"/>
               <w:start w:val="single" w:sz="4" w:space="0" w:color="000000"/>
@@ -945,7 +965,7 @@
               <w:spacing w:lineRule="atLeast" w:line="375"/>
               <w:jc w:val="center"/>
               <w:rPr>
-                <w:rFonts w:ascii="Times New Roman" w:hAnsi="Times New Roman" w:eastAsia="Times New Roman" w:cs="Times New Roman"/>
+                <w:rFonts w:ascii="Times New Roman" w:hAnsi="Times New Roman" w:cs="Times New Roman" w:hint="eastAsia"/>
                 <w:b w:val="false"/>
                 <w:bCs w:val="false"/>
                 <w:sz w:val="24"/>
@@ -961,37 +981,13 @@
                 <w:sz w:val="24"/>
                 <w:szCs w:val="24"/>
               </w:rPr>
-              <w:t>环氧当量（</w:t>
-            </w:r>
-            <w:r>
-              <w:rPr>
-                <w:rFonts w:cs="宋体" w:hint="eastAsia"/>
-                <w:b w:val="false"/>
-                <w:bCs w:val="false"/>
-                <w:color w:val="000000"/>
-                <w:kern w:val="0"/>
-                <w:sz w:val="24"/>
-                <w:szCs w:val="24"/>
-              </w:rPr>
-              <w:t>EEW</w:t>
-            </w:r>
-            <w:r>
-              <w:rPr>
-                <w:rFonts w:cs="宋体" w:hint="eastAsia"/>
-                <w:b w:val="false"/>
-                <w:bCs w:val="false"/>
-                <w:color w:val="000000"/>
-                <w:kern w:val="0"/>
-                <w:sz w:val="24"/>
-                <w:szCs w:val="24"/>
-              </w:rPr>
-              <w:t>）</w:t>
+              <w:t>900-1100</w:t>
             </w:r>
           </w:p>
         </w:tc>
         <w:tc>
           <w:tcPr>
-            <w:tcW w:w="2035" w:type="dxa"/>
+            <w:tcW w:w="1094" w:type="dxa"/>
             <w:tcBorders>
               <w:top w:val="single" w:sz="4" w:space="0" w:color="000000"/>
               <w:start w:val="single" w:sz="4" w:space="0" w:color="000000"/>
@@ -1023,51 +1019,13 @@
                 <w:sz w:val="24"/>
                 <w:szCs w:val="24"/>
               </w:rPr>
-              <w:t>900-1100</w:t>
-            </w:r>
-          </w:p>
-        </w:tc>
-        <w:tc>
-          <w:tcPr>
-            <w:tcW w:w="1022" w:type="dxa"/>
-            <w:tcBorders>
-              <w:top w:val="single" w:sz="4" w:space="0" w:color="000000"/>
-              <w:start w:val="single" w:sz="4" w:space="0" w:color="000000"/>
-              <w:bottom w:val="single" w:sz="4" w:space="0" w:color="000000"/>
-              <w:end w:val="single" w:sz="4" w:space="0" w:color="000000"/>
-            </w:tcBorders>
-            <w:vAlign w:val="center"/>
-          </w:tcPr>
-          <w:p>
-            <w:pPr>
-              <w:pStyle w:val="Normal"/>
-              <w:widowControl/>
-              <w:spacing w:lineRule="atLeast" w:line="375"/>
-              <w:jc w:val="center"/>
-              <w:rPr>
-                <w:rFonts w:ascii="Times New Roman" w:hAnsi="Times New Roman" w:cs="Times New Roman" w:hint="eastAsia"/>
-                <w:b w:val="false"/>
-                <w:bCs w:val="false"/>
-                <w:sz w:val="24"/>
-              </w:rPr>
-            </w:pPr>
-            <w:r>
-              <w:rPr>
-                <w:rFonts w:cs="宋体" w:hint="eastAsia"/>
-                <w:b w:val="false"/>
-                <w:bCs w:val="false"/>
-                <w:color w:val="000000"/>
-                <w:kern w:val="0"/>
-                <w:sz w:val="24"/>
-                <w:szCs w:val="24"/>
-              </w:rPr>
               <w:t>g/mol</w:t>
             </w:r>
           </w:p>
         </w:tc>
         <w:tc>
           <w:tcPr>
-            <w:tcW w:w="3191" w:type="dxa"/>
+            <w:tcW w:w="2587" w:type="dxa"/>
             <w:tcBorders>
               <w:top w:val="single" w:sz="4" w:space="0" w:color="000000"/>
               <w:start w:val="single" w:sz="4" w:space="0" w:color="000000"/>
@@ -1107,7 +1065,42 @@
         </w:trPr>
         <w:tc>
           <w:tcPr>
-            <w:tcW w:w="2240" w:type="dxa"/>
+            <w:tcW w:w="2993" w:type="dxa"/>
+            <w:tcBorders>
+              <w:top w:val="single" w:sz="4" w:space="0" w:color="000000"/>
+              <w:start w:val="single" w:sz="4" w:space="0" w:color="000000"/>
+              <w:bottom w:val="single" w:sz="4" w:space="0" w:color="000000"/>
+              <w:end w:val="single" w:sz="4" w:space="0" w:color="000000"/>
+            </w:tcBorders>
+            <w:vAlign w:val="center"/>
+          </w:tcPr>
+          <w:p>
+            <w:pPr>
+              <w:pStyle w:val="Normal"/>
+              <w:spacing w:lineRule="atLeast" w:line="0"/>
+              <w:jc w:val="center"/>
+              <w:rPr>
+                <w:rFonts w:ascii="宋体" w:hAnsi="宋体" w:cs="宋体"/>
+                <w:b w:val="false"/>
+                <w:bCs w:val="false"/>
+                <w:sz w:val="24"/>
+              </w:rPr>
+            </w:pPr>
+            <w:r>
+              <w:rPr>
+                <w:rFonts w:eastAsia="宋体" w:cs="宋体" w:ascii="宋体" w:hAnsi="宋体"/>
+                <w:b/>
+                <w:bCs/>
+                <w:sz w:val="24"/>
+                <w:szCs w:val="24"/>
+              </w:rPr>
+              <w:t>Solids Content</w:t>
+            </w:r>
+          </w:p>
+        </w:tc>
+        <w:tc>
+          <w:tcPr>
+            <w:tcW w:w="1910" w:type="dxa"/>
             <w:tcBorders>
               <w:top w:val="single" w:sz="4" w:space="0" w:color="000000"/>
               <w:start w:val="single" w:sz="4" w:space="0" w:color="000000"/>
@@ -1123,7 +1116,7 @@
               <w:spacing w:lineRule="atLeast" w:line="375"/>
               <w:jc w:val="center"/>
               <w:rPr>
-                <w:rFonts w:ascii="宋体" w:hAnsi="宋体" w:cs="宋体"/>
+                <w:rFonts w:ascii="Times New Roman" w:hAnsi="Times New Roman" w:cs="Times New Roman" w:hint="eastAsia"/>
                 <w:b w:val="false"/>
                 <w:bCs w:val="false"/>
                 <w:sz w:val="24"/>
@@ -1131,7 +1124,7 @@
             </w:pPr>
             <w:r>
               <w:rPr>
-                <w:rFonts w:cs="宋体"/>
+                <w:rFonts w:cs="宋体" w:hint="eastAsia"/>
                 <w:b w:val="false"/>
                 <w:bCs w:val="false"/>
                 <w:color w:val="000000"/>
@@ -1139,25 +1132,13 @@
                 <w:sz w:val="24"/>
                 <w:szCs w:val="24"/>
               </w:rPr>
-              <w:t>固</w:t>
-            </w:r>
-            <w:r>
-              <w:rPr>
-                <w:rFonts w:cs="宋体" w:hint="eastAsia"/>
-                <w:b w:val="false"/>
-                <w:bCs w:val="false"/>
-                <w:color w:val="000000"/>
-                <w:kern w:val="0"/>
-                <w:sz w:val="24"/>
-                <w:szCs w:val="24"/>
-              </w:rPr>
-              <w:t>含量</w:t>
+              <w:t>53±2</w:t>
             </w:r>
           </w:p>
         </w:tc>
         <w:tc>
           <w:tcPr>
-            <w:tcW w:w="2035" w:type="dxa"/>
+            <w:tcW w:w="1094" w:type="dxa"/>
             <w:tcBorders>
               <w:top w:val="single" w:sz="4" w:space="0" w:color="000000"/>
               <w:start w:val="single" w:sz="4" w:space="0" w:color="000000"/>
@@ -1181,7 +1162,7 @@
             </w:pPr>
             <w:r>
               <w:rPr>
-                <w:rFonts w:cs="宋体" w:hint="eastAsia"/>
+                <w:rFonts w:cs="宋体"/>
                 <w:b w:val="false"/>
                 <w:bCs w:val="false"/>
                 <w:color w:val="000000"/>
@@ -1189,13 +1170,13 @@
                 <w:sz w:val="24"/>
                 <w:szCs w:val="24"/>
               </w:rPr>
-              <w:t>53±2</w:t>
+              <w:t>%</w:t>
             </w:r>
           </w:p>
         </w:tc>
         <w:tc>
           <w:tcPr>
-            <w:tcW w:w="1022" w:type="dxa"/>
+            <w:tcW w:w="2587" w:type="dxa"/>
             <w:tcBorders>
               <w:top w:val="single" w:sz="4" w:space="0" w:color="000000"/>
               <w:start w:val="single" w:sz="4" w:space="0" w:color="000000"/>
@@ -1219,7 +1200,7 @@
             </w:pPr>
             <w:r>
               <w:rPr>
-                <w:rFonts w:cs="宋体"/>
+                <w:rFonts w:cs="宋体" w:hint="eastAsia"/>
                 <w:b w:val="false"/>
                 <w:bCs w:val="false"/>
                 <w:color w:val="000000"/>
@@ -1227,13 +1208,65 @@
                 <w:sz w:val="24"/>
                 <w:szCs w:val="24"/>
               </w:rPr>
-              <w:t>%</w:t>
+              <w:t>150℃30min</w:t>
+            </w:r>
+            <w:r>
+              <w:rPr>
+                <w:rFonts w:cs="宋体" w:hint="eastAsia"/>
+                <w:b w:val="false"/>
+                <w:bCs w:val="false"/>
+                <w:color w:val="000000"/>
+                <w:kern w:val="0"/>
+                <w:sz w:val="24"/>
+                <w:szCs w:val="24"/>
+              </w:rPr>
+              <w:t>，鼓风烘箱</w:t>
+            </w:r>
+          </w:p>
+        </w:tc>
+      </w:tr>
+      <w:tr>
+        <w:trPr>
+          <w:trHeight w:val="390" w:hRule="atLeast"/>
+        </w:trPr>
+        <w:tc>
+          <w:tcPr>
+            <w:tcW w:w="2993" w:type="dxa"/>
+            <w:tcBorders>
+              <w:top w:val="single" w:sz="4" w:space="0" w:color="000000"/>
+              <w:start w:val="single" w:sz="4" w:space="0" w:color="000000"/>
+              <w:bottom w:val="single" w:sz="4" w:space="0" w:color="000000"/>
+              <w:end w:val="single" w:sz="4" w:space="0" w:color="000000"/>
+            </w:tcBorders>
+            <w:vAlign w:val="center"/>
+          </w:tcPr>
+          <w:p>
+            <w:pPr>
+              <w:pStyle w:val="Normal"/>
+              <w:spacing w:lineRule="atLeast" w:line="0"/>
+              <w:jc w:val="center"/>
+              <w:rPr>
+                <w:rFonts w:ascii="宋体" w:hAnsi="宋体" w:cs="宋体"/>
+                <w:b w:val="false"/>
+                <w:bCs w:val="false"/>
+                <w:sz w:val="24"/>
+              </w:rPr>
+            </w:pPr>
+            <w:r>
+              <w:rPr>
+                <w:rFonts w:eastAsia="宋体" w:cs="宋体" w:ascii="宋体" w:hAnsi="宋体"/>
+                <w:b/>
+                <w:bCs/>
+                <w:sz w:val="24"/>
+                <w:szCs w:val="24"/>
+              </w:rPr>
+              <w:t>pH Value (25°C)</w:t>
             </w:r>
           </w:p>
         </w:tc>
         <w:tc>
           <w:tcPr>
-            <w:tcW w:w="3191" w:type="dxa"/>
+            <w:tcW w:w="1910" w:type="dxa"/>
             <w:tcBorders>
               <w:top w:val="single" w:sz="4" w:space="0" w:color="000000"/>
               <w:start w:val="single" w:sz="4" w:space="0" w:color="000000"/>
@@ -1249,147 +1282,6 @@
               <w:spacing w:lineRule="atLeast" w:line="375"/>
               <w:jc w:val="center"/>
               <w:rPr>
-                <w:rFonts w:ascii="Times New Roman" w:hAnsi="Times New Roman" w:cs="Times New Roman" w:hint="eastAsia"/>
-                <w:b w:val="false"/>
-                <w:bCs w:val="false"/>
-                <w:sz w:val="24"/>
-              </w:rPr>
-            </w:pPr>
-            <w:r>
-              <w:rPr>
-                <w:rFonts w:cs="宋体" w:hint="eastAsia"/>
-                <w:b w:val="false"/>
-                <w:bCs w:val="false"/>
-                <w:color w:val="000000"/>
-                <w:kern w:val="0"/>
-                <w:sz w:val="24"/>
-                <w:szCs w:val="24"/>
-              </w:rPr>
-              <w:t>150℃30min</w:t>
-            </w:r>
-            <w:r>
-              <w:rPr>
-                <w:rFonts w:cs="宋体" w:hint="eastAsia"/>
-                <w:b w:val="false"/>
-                <w:bCs w:val="false"/>
-                <w:color w:val="000000"/>
-                <w:kern w:val="0"/>
-                <w:sz w:val="24"/>
-                <w:szCs w:val="24"/>
-              </w:rPr>
-              <w:t>，鼓风烘箱</w:t>
-            </w:r>
-          </w:p>
-        </w:tc>
-      </w:tr>
-      <w:tr>
-        <w:trPr>
-          <w:trHeight w:val="390" w:hRule="atLeast"/>
-        </w:trPr>
-        <w:tc>
-          <w:tcPr>
-            <w:tcW w:w="2240" w:type="dxa"/>
-            <w:tcBorders>
-              <w:top w:val="single" w:sz="4" w:space="0" w:color="000000"/>
-              <w:start w:val="single" w:sz="4" w:space="0" w:color="000000"/>
-              <w:bottom w:val="single" w:sz="4" w:space="0" w:color="000000"/>
-              <w:end w:val="single" w:sz="4" w:space="0" w:color="000000"/>
-            </w:tcBorders>
-            <w:vAlign w:val="center"/>
-          </w:tcPr>
-          <w:p>
-            <w:pPr>
-              <w:pStyle w:val="Normal"/>
-              <w:widowControl/>
-              <w:spacing w:lineRule="atLeast" w:line="375"/>
-              <w:jc w:val="center"/>
-              <w:rPr>
-                <w:rFonts w:ascii="宋体" w:hAnsi="宋体" w:cs="宋体"/>
-                <w:b w:val="false"/>
-                <w:bCs w:val="false"/>
-                <w:sz w:val="24"/>
-              </w:rPr>
-            </w:pPr>
-            <w:r>
-              <w:rPr>
-                <w:rFonts w:cs="宋体" w:hint="eastAsia"/>
-                <w:b w:val="false"/>
-                <w:bCs w:val="false"/>
-                <w:color w:val="000000"/>
-                <w:kern w:val="0"/>
-                <w:sz w:val="24"/>
-                <w:szCs w:val="24"/>
-              </w:rPr>
-              <w:t>PH</w:t>
-            </w:r>
-            <w:r>
-              <w:rPr>
-                <w:rFonts w:cs="宋体" w:hint="eastAsia"/>
-                <w:b w:val="false"/>
-                <w:bCs w:val="false"/>
-                <w:color w:val="000000"/>
-                <w:kern w:val="0"/>
-                <w:sz w:val="24"/>
-                <w:szCs w:val="24"/>
-              </w:rPr>
-              <w:t>值</w:t>
-            </w:r>
-            <w:r>
-              <w:rPr>
-                <w:rFonts w:ascii="Times New Roman" w:hAnsi="Times New Roman" w:cs="Times New Roman"/>
-                <w:b w:val="false"/>
-                <w:bCs w:val="false"/>
-                <w:color w:val="000000"/>
-                <w:kern w:val="0"/>
-                <w:sz w:val="24"/>
-                <w:szCs w:val="24"/>
-              </w:rPr>
-              <w:t>（</w:t>
-            </w:r>
-            <w:r>
-              <w:rPr>
-                <w:rFonts w:cs="Times New Roman"/>
-                <w:b w:val="false"/>
-                <w:bCs w:val="false"/>
-                <w:color w:val="000000"/>
-                <w:kern w:val="0"/>
-                <w:sz w:val="24"/>
-                <w:szCs w:val="24"/>
-              </w:rPr>
-              <w:t>25℃</w:t>
-            </w:r>
-            <w:r>
-              <w:rPr>
-                <w:rFonts w:ascii="Times New Roman" w:hAnsi="Times New Roman" w:cs="Times New Roman"/>
-                <w:b w:val="false"/>
-                <w:bCs w:val="false"/>
-                <w:color w:val="000000"/>
-                <w:kern w:val="0"/>
-                <w:sz w:val="24"/>
-                <w:szCs w:val="24"/>
-              </w:rPr>
-              <w:t>）</w:t>
-            </w:r>
-          </w:p>
-        </w:tc>
-        <w:tc>
-          <w:tcPr>
-            <w:tcW w:w="2035" w:type="dxa"/>
-            <w:tcBorders>
-              <w:top w:val="single" w:sz="4" w:space="0" w:color="000000"/>
-              <w:start w:val="single" w:sz="4" w:space="0" w:color="000000"/>
-              <w:bottom w:val="single" w:sz="4" w:space="0" w:color="000000"/>
-              <w:end w:val="single" w:sz="4" w:space="0" w:color="000000"/>
-            </w:tcBorders>
-            <w:vAlign w:val="center"/>
-          </w:tcPr>
-          <w:p>
-            <w:pPr>
-              <w:pStyle w:val="Normal"/>
-              <w:widowControl/>
-              <w:spacing w:lineRule="atLeast" w:line="375"/>
-              <w:jc w:val="center"/>
-              <w:rPr>
                 <w:rFonts w:ascii="宋体" w:hAnsi="宋体" w:cs="宋体"/>
                 <w:b w:val="false"/>
                 <w:bCs w:val="false"/>
@@ -1412,7 +1304,7 @@
         </w:tc>
         <w:tc>
           <w:tcPr>
-            <w:tcW w:w="1022" w:type="dxa"/>
+            <w:tcW w:w="1094" w:type="dxa"/>
             <w:tcBorders>
               <w:top w:val="single" w:sz="4" w:space="0" w:color="000000"/>
               <w:start w:val="single" w:sz="4" w:space="0" w:color="000000"/>
@@ -1447,7 +1339,7 @@
         </w:tc>
         <w:tc>
           <w:tcPr>
-            <w:tcW w:w="3191" w:type="dxa"/>
+            <w:tcW w:w="2587" w:type="dxa"/>
             <w:tcBorders>
               <w:top w:val="single" w:sz="4" w:space="0" w:color="000000"/>
               <w:start w:val="single" w:sz="4" w:space="0" w:color="000000"/>
@@ -1490,7 +1382,7 @@
         </w:trPr>
         <w:tc>
           <w:tcPr>
-            <w:tcW w:w="2240" w:type="dxa"/>
+            <w:tcW w:w="2993" w:type="dxa"/>
             <w:tcBorders>
               <w:top w:val="single" w:sz="4" w:space="0" w:color="000000"/>
               <w:start w:val="single" w:sz="4" w:space="0" w:color="000000"/>
@@ -1514,45 +1406,19 @@
             </w:pPr>
             <w:r>
               <w:rPr>
-                <w:rFonts w:cs="宋体" w:hint="eastAsia"/>
-                <w:b w:val="false"/>
-                <w:bCs w:val="false"/>
-                <w:color w:val="000000"/>
-                <w:kern w:val="0"/>
+                <w:rFonts w:eastAsia="宋体" w:cs="宋体" w:ascii="宋体" w:hAnsi="宋体"/>
+                <w:b/>
+                <w:bCs/>
                 <w:sz w:val="24"/>
                 <w:szCs w:val="24"/>
               </w:rPr>
-              <w:t>粘度（</w:t>
-            </w:r>
-            <w:r>
-              <w:rPr>
-                <w:rFonts w:cs="宋体" w:hint="eastAsia"/>
-                <w:b w:val="false"/>
-                <w:bCs w:val="false"/>
-                <w:color w:val="000000"/>
-                <w:kern w:val="0"/>
-                <w:sz w:val="24"/>
-                <w:szCs w:val="24"/>
-              </w:rPr>
-              <w:t>25℃</w:t>
-            </w:r>
-            <w:r>
-              <w:rPr>
-                <w:rFonts w:cs="宋体" w:hint="eastAsia"/>
-                <w:b w:val="false"/>
-                <w:bCs w:val="false"/>
-                <w:color w:val="000000"/>
-                <w:kern w:val="0"/>
-                <w:sz w:val="24"/>
-                <w:szCs w:val="24"/>
-              </w:rPr>
-              <w:t>）</w:t>
+              <w:t>Viscosity (25°C)</w:t>
             </w:r>
           </w:p>
         </w:tc>
         <w:tc>
           <w:tcPr>
-            <w:tcW w:w="2035" w:type="dxa"/>
+            <w:tcW w:w="1910" w:type="dxa"/>
             <w:tcBorders>
               <w:top w:val="single" w:sz="4" w:space="0" w:color="000000"/>
               <w:start w:val="single" w:sz="4" w:space="0" w:color="000000"/>
@@ -1590,7 +1456,7 @@
         </w:tc>
         <w:tc>
           <w:tcPr>
-            <w:tcW w:w="1022" w:type="dxa"/>
+            <w:tcW w:w="1094" w:type="dxa"/>
             <w:tcBorders>
               <w:top w:val="single" w:sz="4" w:space="0" w:color="000000"/>
               <w:start w:val="single" w:sz="4" w:space="0" w:color="000000"/>
@@ -1628,7 +1494,7 @@
         </w:tc>
         <w:tc>
           <w:tcPr>
-            <w:tcW w:w="3191" w:type="dxa"/>
+            <w:tcW w:w="2587" w:type="dxa"/>
             <w:tcBorders>
               <w:top w:val="single" w:sz="4" w:space="0" w:color="000000"/>
               <w:start w:val="single" w:sz="4" w:space="0" w:color="000000"/>

--- a/TDS Skill/templates/active/TDS_EN_国彩模板.docx
+++ b/TDS Skill/templates/active/TDS_EN_国彩模板.docx
@@ -1608,16 +1608,78 @@
     <w:p>
       <w:pPr>
         <w:pStyle w:val="Normal"/>
+        <w:tabs>
+          <w:tab w:val="clear" w:pos="720"/>
+          <w:tab w:val="left" w:pos="840" w:leader="none"/>
+        </w:tabs>
+        <w:spacing w:lineRule="atLeast" w:line="0"/>
+        <w:ind w:firstLineChars="0" w:firstLine="0" w:startChars="0" w:start="0" w:endChars="0" w:end="0"/>
+        <w:jc w:val="both"/>
+        <w:rPr>
+          <w:rFonts w:ascii="Times New Roman" w:hAnsi="Times New Roman" w:eastAsia="Times New Roman" w:cs="Times New Roman"/>
+          <w:sz w:val="24"/>
+        </w:rPr>
+      </w:pPr>
+      <w:r>
+        <w:rPr>
+          <w:rFonts w:ascii="宋体" w:hAnsi="宋体" w:cs="Times New Roman" w:hint="eastAsia"/>
+          <w:sz w:val="24"/>
+        </w:rPr>
+        <w:t>自乳化固体环氧，储存稳定性佳，储存过程粘度稳定；</w:t>
+      </w:r>
+    </w:p>
+    <w:p>
+      <w:pPr>
+        <w:pStyle w:val="Normal"/>
+        <w:spacing w:lineRule="exact" w:line="98"/>
+        <w:rPr>
+          <w:rFonts w:ascii="Times New Roman" w:hAnsi="Times New Roman" w:eastAsia="Times New Roman" w:cs="Times New Roman"/>
+          <w:sz w:val="24"/>
+        </w:rPr>
+      </w:pPr>
+      <w:r>
+        <w:rPr>
+          <w:rFonts w:eastAsia="Times New Roman" w:cs="Times New Roman"/>
+          <w:sz w:val="24"/>
+        </w:rPr>
+      </w:r>
+    </w:p>
+    <w:p>
+      <w:pPr>
+        <w:pStyle w:val="Normal"/>
+        <w:tabs>
+          <w:tab w:val="clear" w:pos="720"/>
+          <w:tab w:val="left" w:pos="840" w:leader="none"/>
+        </w:tabs>
+        <w:spacing w:lineRule="atLeast" w:line="0"/>
+        <w:ind w:firstLineChars="0" w:firstLine="0" w:startChars="0" w:start="0" w:endChars="0" w:end="0"/>
+        <w:jc w:val="both"/>
+        <w:rPr>
+          <w:rFonts w:ascii="Times New Roman" w:hAnsi="Times New Roman" w:eastAsia="Times New Roman" w:cs="Times New Roman"/>
+          <w:sz w:val="24"/>
+        </w:rPr>
+      </w:pPr>
+      <w:r>
+        <w:rPr>
+          <w:rFonts w:ascii="宋体" w:hAnsi="宋体" w:cs="Times New Roman" w:hint="eastAsia"/>
+          <w:sz w:val="24"/>
+        </w:rPr>
+        <w:t>对配方设计的容忍度高，可直接用于色浆研磨。</w:t>
+      </w:r>
+    </w:p>
+    <w:p>
+      <w:pPr>
+        <w:pStyle w:val="Normal"/>
         <w:numPr>
           <w:ilvl w:val="0"/>
-          <w:numId w:val="2"/>
+          <w:numId w:val="0"/>
         </w:numPr>
         <w:tabs>
           <w:tab w:val="clear" w:pos="720"/>
           <w:tab w:val="left" w:pos="840" w:leader="none"/>
         </w:tabs>
         <w:spacing w:lineRule="atLeast" w:line="0"/>
-        <w:ind w:hanging="366" w:start="840" w:end="0"/>
+        <w:ind w:firstLineChars="0" w:firstLine="0" w:startChars="0" w:start="0" w:endChars="0" w:end="0"/>
         <w:jc w:val="both"/>
         <w:rPr>
           <w:rFonts w:ascii="Times New Roman" w:hAnsi="Times New Roman" w:eastAsia="Times New Roman" w:cs="Times New Roman"/>
@@ -1626,53 +1688,9 @@
       </w:pPr>
       <w:r>
         <w:rPr>
-          <w:rFonts w:ascii="宋体" w:hAnsi="宋体" w:cs="Times New Roman" w:hint="eastAsia"/>
-          <w:sz w:val="24"/>
-        </w:rPr>
-        <w:t>自乳化固体环氧，储存稳定性佳，储存过程粘度稳定；</w:t>
-      </w:r>
-    </w:p>
-    <w:p>
-      <w:pPr>
-        <w:pStyle w:val="Normal"/>
-        <w:spacing w:lineRule="exact" w:line="98"/>
-        <w:rPr>
-          <w:rFonts w:ascii="Times New Roman" w:hAnsi="Times New Roman" w:eastAsia="Times New Roman" w:cs="Times New Roman"/>
-          <w:sz w:val="24"/>
-        </w:rPr>
-      </w:pPr>
-      <w:r>
-        <w:rPr>
           <w:rFonts w:eastAsia="Times New Roman" w:cs="Times New Roman"/>
           <w:sz w:val="24"/>
         </w:rPr>
-      </w:r>
-    </w:p>
-    <w:p>
-      <w:pPr>
-        <w:pStyle w:val="Normal"/>
-        <w:numPr>
-          <w:ilvl w:val="0"/>
-          <w:numId w:val="2"/>
-        </w:numPr>
-        <w:tabs>
-          <w:tab w:val="clear" w:pos="720"/>
-          <w:tab w:val="left" w:pos="840" w:leader="none"/>
-        </w:tabs>
-        <w:spacing w:lineRule="atLeast" w:line="0"/>
-        <w:ind w:hanging="366" w:start="840" w:end="0"/>
-        <w:jc w:val="both"/>
-        <w:rPr>
-          <w:rFonts w:ascii="Times New Roman" w:hAnsi="Times New Roman" w:eastAsia="Times New Roman" w:cs="Times New Roman"/>
-          <w:sz w:val="24"/>
-        </w:rPr>
-      </w:pPr>
-      <w:r>
-        <w:rPr>
-          <w:rFonts w:ascii="宋体" w:hAnsi="宋体" w:cs="Times New Roman" w:hint="eastAsia"/>
-          <w:sz w:val="24"/>
-        </w:rPr>
-        <w:t>对配方设计的容忍度高，可直接用于色浆研磨。</w:t>
       </w:r>
     </w:p>
     <w:p>
@@ -2144,6 +2162,7 @@
     <w:lvl w:ilvl="0">
       <w:start w:val="1"/>
       <w:numFmt w:val="decimal"/>
+      <w:suff w:val="space"/>
       <w:lvlText w:val="%1."/>
       <w:lvlJc w:val="start"/>
       <w:pPr>
@@ -2152,126 +2171,6 @@
         </w:tabs>
         <w:ind w:start="0" w:hanging="0"/>
       </w:pPr>
-    </w:lvl>
-    <w:lvl w:ilvl="1">
-      <w:start w:val="1"/>
-      <w:numFmt w:val="bullet"/>
-      <w:lvlText w:val=""/>
-      <w:lvlJc w:val="start"/>
-      <w:pPr>
-        <w:tabs>
-          <w:tab w:val="num" w:pos="0"/>
-        </w:tabs>
-        <w:ind w:start="0" w:hanging="0"/>
-      </w:pPr>
-      <w:rPr>
-        <w:rFonts w:ascii="Symbol" w:hAnsi="Symbol" w:cs="Symbol" w:hint="default"/>
-      </w:rPr>
-    </w:lvl>
-    <w:lvl w:ilvl="2">
-      <w:start w:val="1"/>
-      <w:numFmt w:val="bullet"/>
-      <w:lvlText w:val=""/>
-      <w:lvlJc w:val="start"/>
-      <w:pPr>
-        <w:tabs>
-          <w:tab w:val="num" w:pos="0"/>
-        </w:tabs>
-        <w:ind w:start="0" w:hanging="0"/>
-      </w:pPr>
-      <w:rPr>
-        <w:rFonts w:ascii="Symbol" w:hAnsi="Symbol" w:cs="Symbol" w:hint="default"/>
-      </w:rPr>
-    </w:lvl>
-    <w:lvl w:ilvl="3">
-      <w:start w:val="1"/>
-      <w:numFmt w:val="bullet"/>
-      <w:lvlText w:val=""/>
-      <w:lvlJc w:val="start"/>
-      <w:pPr>
-        <w:tabs>
-          <w:tab w:val="num" w:pos="0"/>
-        </w:tabs>
-        <w:ind w:start="0" w:hanging="0"/>
-      </w:pPr>
-      <w:rPr>
-        <w:rFonts w:ascii="Symbol" w:hAnsi="Symbol" w:cs="Symbol" w:hint="default"/>
-      </w:rPr>
-    </w:lvl>
-    <w:lvl w:ilvl="4">
-      <w:start w:val="1"/>
-      <w:numFmt w:val="bullet"/>
-      <w:lvlText w:val=""/>
-      <w:lvlJc w:val="start"/>
-      <w:pPr>
-        <w:tabs>
-          <w:tab w:val="num" w:pos="0"/>
-        </w:tabs>
-        <w:ind w:start="0" w:hanging="0"/>
-      </w:pPr>
-      <w:rPr>
-        <w:rFonts w:ascii="Symbol" w:hAnsi="Symbol" w:cs="Symbol" w:hint="default"/>
-      </w:rPr>
-    </w:lvl>
-    <w:lvl w:ilvl="5">
-      <w:start w:val="1"/>
-      <w:numFmt w:val="bullet"/>
-      <w:lvlText w:val=""/>
-      <w:lvlJc w:val="start"/>
-      <w:pPr>
-        <w:tabs>
-          <w:tab w:val="num" w:pos="0"/>
-        </w:tabs>
-        <w:ind w:start="0" w:hanging="0"/>
-      </w:pPr>
-      <w:rPr>
-        <w:rFonts w:ascii="Symbol" w:hAnsi="Symbol" w:cs="Symbol" w:hint="default"/>
-      </w:rPr>
-    </w:lvl>
-    <w:lvl w:ilvl="6">
-      <w:start w:val="1"/>
-      <w:numFmt w:val="bullet"/>
-      <w:lvlText w:val=""/>
-      <w:lvlJc w:val="start"/>
-      <w:pPr>
-        <w:tabs>
-          <w:tab w:val="num" w:pos="0"/>
-        </w:tabs>
-        <w:ind w:start="0" w:hanging="0"/>
-      </w:pPr>
-      <w:rPr>
-        <w:rFonts w:ascii="Symbol" w:hAnsi="Symbol" w:cs="Symbol" w:hint="default"/>
-      </w:rPr>
-    </w:lvl>
-    <w:lvl w:ilvl="7">
-      <w:start w:val="1"/>
-      <w:numFmt w:val="bullet"/>
-      <w:lvlText w:val=""/>
-      <w:lvlJc w:val="start"/>
-      <w:pPr>
-        <w:tabs>
-          <w:tab w:val="num" w:pos="0"/>
-        </w:tabs>
-        <w:ind w:start="0" w:hanging="0"/>
-      </w:pPr>
-      <w:rPr>
-        <w:rFonts w:ascii="Symbol" w:hAnsi="Symbol" w:cs="Symbol" w:hint="default"/>
-      </w:rPr>
-    </w:lvl>
-    <w:lvl w:ilvl="8">
-      <w:start w:val="1"/>
-      <w:numFmt w:val="bullet"/>
-      <w:lvlText w:val=""/>
-      <w:lvlJc w:val="start"/>
-      <w:pPr>
-        <w:tabs>
-          <w:tab w:val="num" w:pos="0"/>
-        </w:tabs>
-        <w:ind w:start="0" w:hanging="0"/>
-      </w:pPr>
-      <w:rPr>
-        <w:rFonts w:ascii="Symbol" w:hAnsi="Symbol" w:cs="Symbol" w:hint="default"/>
-      </w:rPr>
     </w:lvl>
   </w:abstractNum>
   <w:num w:numId="1">

--- a/TDS Skill/templates/active/TDS_EN_国彩模板.docx
+++ b/TDS Skill/templates/active/TDS_EN_国彩模板.docx
@@ -1590,81 +1590,19 @@
         <w:pStyle w:val="Normal"/>
         <w:spacing w:lineRule="atLeast" w:line="0"/>
         <w:rPr>
-          <w:rFonts w:ascii="宋体" w:hAnsi="宋体" w:cs="宋体"/>
-          <w:b/>
-          <w:sz w:val="13"/>
-          <w:szCs w:val="6"/>
-        </w:rPr>
-      </w:pPr>
-      <w:r>
-        <w:rPr>
-          <w:rFonts w:eastAsia="宋体" w:cs="宋体" w:ascii="宋体" w:hAnsi="宋体"/>
-          <w:b/>
-          <w:sz w:val="13"/>
-          <w:szCs w:val="6"/>
-        </w:rPr>
-      </w:r>
-    </w:p>
-    <w:p>
-      <w:pPr>
-        <w:pStyle w:val="Normal"/>
-        <w:tabs>
-          <w:tab w:val="clear" w:pos="720"/>
-          <w:tab w:val="left" w:pos="840" w:leader="none"/>
-        </w:tabs>
-        <w:spacing w:lineRule="atLeast" w:line="0"/>
-        <w:ind w:firstLineChars="0" w:firstLine="0" w:startChars="0" w:start="0" w:endChars="0" w:end="0"/>
-        <w:jc w:val="both"/>
-        <w:rPr>
-          <w:rFonts w:ascii="Times New Roman" w:hAnsi="Times New Roman" w:eastAsia="Times New Roman" w:cs="Times New Roman"/>
-          <w:sz w:val="24"/>
-        </w:rPr>
-      </w:pPr>
-      <w:r>
-        <w:rPr>
-          <w:rFonts w:ascii="宋体" w:hAnsi="宋体" w:cs="Times New Roman" w:hint="eastAsia"/>
-          <w:sz w:val="24"/>
-        </w:rPr>
-        <w:t>自乳化固体环氧，储存稳定性佳，储存过程粘度稳定；</w:t>
-      </w:r>
-    </w:p>
-    <w:p>
-      <w:pPr>
-        <w:pStyle w:val="Normal"/>
-        <w:spacing w:lineRule="exact" w:line="98"/>
-        <w:rPr>
-          <w:rFonts w:ascii="Times New Roman" w:hAnsi="Times New Roman" w:eastAsia="Times New Roman" w:cs="Times New Roman"/>
-          <w:sz w:val="24"/>
-        </w:rPr>
-      </w:pPr>
-      <w:r>
-        <w:rPr>
-          <w:rFonts w:eastAsia="Times New Roman" w:cs="Times New Roman"/>
-          <w:sz w:val="24"/>
-        </w:rPr>
-      </w:r>
-    </w:p>
-    <w:p>
-      <w:pPr>
-        <w:pStyle w:val="Normal"/>
-        <w:tabs>
-          <w:tab w:val="clear" w:pos="720"/>
-          <w:tab w:val="left" w:pos="840" w:leader="none"/>
-        </w:tabs>
-        <w:spacing w:lineRule="atLeast" w:line="0"/>
-        <w:ind w:firstLineChars="0" w:firstLine="0" w:startChars="0" w:start="0" w:endChars="0" w:end="0"/>
-        <w:jc w:val="both"/>
-        <w:rPr>
-          <w:rFonts w:ascii="Times New Roman" w:hAnsi="Times New Roman" w:eastAsia="Times New Roman" w:cs="Times New Roman"/>
-          <w:sz w:val="24"/>
-        </w:rPr>
-      </w:pPr>
-      <w:r>
-        <w:rPr>
-          <w:rFonts w:ascii="宋体" w:hAnsi="宋体" w:cs="Times New Roman" w:hint="eastAsia"/>
-          <w:sz w:val="24"/>
-        </w:rPr>
-        <w:t>对配方设计的容忍度高，可直接用于色浆研磨。</w:t>
+          <w:rFonts w:ascii="宋体" w:hAnsi="宋体" w:eastAsia="宋体" w:cs="Times New Roman"/>
+          <w:b/>
+          <w:sz w:val="15"/>
+          <w:szCs w:val="8"/>
+        </w:rPr>
+      </w:pPr>
+      <w:r>
+        <w:rPr>
+          <w:rFonts w:eastAsia="宋体" w:cs="Times New Roman" w:ascii="宋体" w:hAnsi="宋体"/>
+          <w:b/>
+          <w:sz w:val="15"/>
+          <w:szCs w:val="8"/>
+        </w:rPr>
       </w:r>
     </w:p>
     <w:p>
@@ -1672,7 +1610,7 @@
         <w:pStyle w:val="Normal"/>
         <w:numPr>
           <w:ilvl w:val="0"/>
-          <w:numId w:val="0"/>
+          <w:numId w:val="2"/>
         </w:numPr>
         <w:tabs>
           <w:tab w:val="clear" w:pos="720"/>
@@ -1682,15 +1620,43 @@
         <w:ind w:firstLineChars="0" w:firstLine="0" w:startChars="0" w:start="0" w:endChars="0" w:end="0"/>
         <w:jc w:val="both"/>
         <w:rPr>
-          <w:rFonts w:ascii="Times New Roman" w:hAnsi="Times New Roman" w:eastAsia="Times New Roman" w:cs="Times New Roman"/>
-          <w:sz w:val="24"/>
-        </w:rPr>
-      </w:pPr>
-      <w:r>
-        <w:rPr>
-          <w:rFonts w:eastAsia="Times New Roman" w:cs="Times New Roman"/>
-          <w:sz w:val="24"/>
-        </w:rPr>
+          <w:rFonts w:ascii="宋体" w:hAnsi="宋体" w:eastAsia="宋体" w:cs="Times New Roman" w:hint="eastAsia"/>
+          <w:sz w:val="24"/>
+        </w:rPr>
+      </w:pPr>
+      <w:r>
+        <w:rPr>
+          <w:rFonts w:ascii="宋体" w:hAnsi="宋体" w:cs="Times New Roman" w:hint="eastAsia"/>
+          <w:sz w:val="24"/>
+        </w:rPr>
+        <w:t>自乳化固体环氧，储存稳定性佳，储存过程粘度稳定；</w:t>
+      </w:r>
+    </w:p>
+    <w:p>
+      <w:pPr>
+        <w:pStyle w:val="Normal"/>
+        <w:numPr>
+          <w:ilvl w:val="0"/>
+          <w:numId w:val="2"/>
+        </w:numPr>
+        <w:tabs>
+          <w:tab w:val="clear" w:pos="720"/>
+          <w:tab w:val="left" w:pos="840" w:leader="none"/>
+        </w:tabs>
+        <w:spacing w:lineRule="atLeast" w:line="0"/>
+        <w:ind w:firstLineChars="0" w:firstLine="0" w:startChars="0" w:start="0" w:endChars="0" w:end="0"/>
+        <w:jc w:val="both"/>
+        <w:rPr>
+          <w:rFonts w:ascii="宋体" w:hAnsi="宋体" w:eastAsia="宋体" w:cs="Times New Roman" w:hint="eastAsia"/>
+          <w:sz w:val="24"/>
+        </w:rPr>
+      </w:pPr>
+      <w:r>
+        <w:rPr>
+          <w:rFonts w:ascii="宋体" w:hAnsi="宋体" w:cs="Times New Roman" w:hint="eastAsia"/>
+          <w:sz w:val="24"/>
+        </w:rPr>
+        <w:t>对配方设计的容忍度高，可直接用于色浆研磨；</w:t>
       </w:r>
     </w:p>
     <w:p>
@@ -1705,7 +1671,7 @@
       </w:pPr>
       <w:r>
         <w:rPr>
-          <w:rFonts w:eastAsia="Times New Roman" w:cs="Times New Roman"/>
+          <w:rFonts w:eastAsia="Times New Roman" w:cs="Times New Roman" w:hint="eastAsia"/>
           <w:sz w:val="11"/>
           <w:szCs w:val="6"/>
         </w:rPr>
@@ -2162,7 +2128,6 @@
     <w:lvl w:ilvl="0">
       <w:start w:val="1"/>
       <w:numFmt w:val="decimal"/>
-      <w:suff w:val="space"/>
       <w:lvlText w:val="%1."/>
       <w:lvlJc w:val="start"/>
       <w:pPr>

--- a/TDS Skill/templates/active/TDS_EN_国彩模板.docx
+++ b/TDS Skill/templates/active/TDS_EN_国彩模板.docx
@@ -1612,17 +1612,16 @@
           <w:ilvl w:val="0"/>
           <w:numId w:val="2"/>
         </w:numPr>
+        <w:spacing w:lineRule="atLeast" w:line="0"/>
+        <w:ind w:left="840" w:hanging="360"/>
+        <w:jc w:val="both"/>
+        <w:rPr>
+          <w:rFonts w:ascii="宋体" w:hAnsi="宋体" w:eastAsia="宋体" w:cs="Times New Roman" w:hint="eastAsia"/>
+          <w:sz w:val="24"/>
+        </w:rPr>
         <w:tabs>
-          <w:tab w:val="clear" w:pos="720"/>
-          <w:tab w:val="left" w:pos="840" w:leader="none"/>
+          <w:tab w:val="left" w:pos="840"/>
         </w:tabs>
-        <w:spacing w:lineRule="atLeast" w:line="0"/>
-        <w:ind w:firstLineChars="0" w:firstLine="0" w:startChars="0" w:start="0" w:endChars="0" w:end="0"/>
-        <w:jc w:val="both"/>
-        <w:rPr>
-          <w:rFonts w:ascii="宋体" w:hAnsi="宋体" w:eastAsia="宋体" w:cs="Times New Roman" w:hint="eastAsia"/>
-          <w:sz w:val="24"/>
-        </w:rPr>
       </w:pPr>
       <w:r>
         <w:rPr>
@@ -1639,17 +1638,16 @@
           <w:ilvl w:val="0"/>
           <w:numId w:val="2"/>
         </w:numPr>
+        <w:spacing w:lineRule="atLeast" w:line="0"/>
+        <w:ind w:left="840" w:hanging="360"/>
+        <w:jc w:val="both"/>
+        <w:rPr>
+          <w:rFonts w:ascii="宋体" w:hAnsi="宋体" w:eastAsia="宋体" w:cs="Times New Roman" w:hint="eastAsia"/>
+          <w:sz w:val="24"/>
+        </w:rPr>
         <w:tabs>
-          <w:tab w:val="clear" w:pos="720"/>
-          <w:tab w:val="left" w:pos="840" w:leader="none"/>
+          <w:tab w:val="left" w:pos="840"/>
         </w:tabs>
-        <w:spacing w:lineRule="atLeast" w:line="0"/>
-        <w:ind w:firstLineChars="0" w:firstLine="0" w:startChars="0" w:start="0" w:endChars="0" w:end="0"/>
-        <w:jc w:val="both"/>
-        <w:rPr>
-          <w:rFonts w:ascii="宋体" w:hAnsi="宋体" w:eastAsia="宋体" w:cs="Times New Roman" w:hint="eastAsia"/>
-          <w:sz w:val="24"/>
-        </w:rPr>
       </w:pPr>
       <w:r>
         <w:rPr>

--- a/TDS Skill/templates/active/TDS_EN_国彩模板.docx
+++ b/TDS Skill/templates/active/TDS_EN_国彩模板.docx
@@ -13,8 +13,6 @@
           <w:szCs w:val="24"/>
         </w:rPr>
       </w:pPr>
-      <w:bookmarkStart w:id="0" w:name="_GoBack"/>
-      <w:bookmarkEnd w:id="0"/>
       <w:r>
         <w:t xml:space="preserve"> </w:t>
       </w:r>
@@ -189,14 +187,14 @@
       <w:pPr>
         <w:spacing w:line="0" w:lineRule="atLeast"/>
         <w:rPr>
-          <w:rFonts w:ascii="宋体" w:hAnsi="宋体" w:eastAsia="宋体" w:cs="Times New Roman"/>
+          <w:rFonts w:ascii="Times New Roman" w:hAnsi="Times New Roman" w:cs="Times New Roman"/>
           <w:b/>
           <w:sz w:val="28"/>
         </w:rPr>
       </w:pPr>
       <w:r>
         <w:rPr>
-          <w:rFonts w:ascii="宋体" w:hAnsi="宋体" w:eastAsia="宋体" w:cs="Times New Roman"/>
+          <w:rFonts w:ascii="Times New Roman" w:hAnsi="Times New Roman" w:cs="Times New Roman"/>
           <w:b/>
           <w:sz w:val="28"/>
         </w:rPr>
@@ -207,25 +205,25 @@
       <w:pPr>
         <w:spacing w:line="0" w:lineRule="atLeast"/>
         <w:rPr>
-          <w:rFonts w:ascii="宋体" w:hAnsi="宋体" w:cs="宋体"/>
-          <w:b/>
-          <w:sz w:val="11"/>
-          <w:szCs w:val="4"/>
+          <w:rFonts w:ascii="Times New Roman" w:hAnsi="Times New Roman" w:cs="Times New Roman"/>
+          <w:b/>
+          <w:sz w:val="8"/>
+          <w:szCs w:val="2"/>
         </w:rPr>
       </w:pPr>
     </w:p>
     <w:p>
       <w:pPr>
         <w:spacing w:line="324" w:lineRule="auto"/>
-        <w:ind w:left="0" w:leftChars="0" w:right="0" w:rightChars="0" w:firstLineChars="200"/>
-        <w:rPr>
-          <w:rFonts w:hint="eastAsia" w:ascii="Times New Roman" w:hAnsi="Times New Roman" w:cs="Times New Roman"/>
+        <w:ind w:left="0" w:leftChars="0" w:right="0" w:rightChars="0"/>
+        <w:rPr>
+          <w:rFonts w:ascii="Times New Roman" w:hAnsi="Times New Roman" w:cs="Times New Roman"/>
           <w:sz w:val="24"/>
         </w:rPr>
       </w:pPr>
       <w:r>
         <w:rPr>
-          <w:rFonts w:hint="eastAsia" w:ascii="Times New Roman" w:hAnsi="Times New Roman" w:cs="Times New Roman"/>
+          <w:rFonts w:ascii="Times New Roman" w:hAnsi="Times New Roman" w:cs="Times New Roman"/>
           <w:sz w:val="24"/>
         </w:rPr>
         <w:t>PU-1001 is an aliphatic anionic waterborne polyurethane dispersion with strong adhesion, used to improve interlayer adhesion.</w:t>
@@ -235,14 +233,14 @@
       <w:pPr>
         <w:spacing w:line="0" w:lineRule="atLeast"/>
         <w:rPr>
-          <w:rFonts w:ascii="宋体" w:hAnsi="宋体" w:eastAsia="宋体" w:cs="Times New Roman"/>
+          <w:rFonts w:ascii="Times New Roman" w:hAnsi="Times New Roman" w:cs="Times New Roman"/>
           <w:b/>
           <w:sz w:val="28"/>
         </w:rPr>
       </w:pPr>
       <w:r>
         <w:rPr>
-          <w:rFonts w:ascii="宋体" w:hAnsi="宋体" w:eastAsia="宋体" w:cs="Times New Roman"/>
+          <w:rFonts w:ascii="Times New Roman" w:hAnsi="Times New Roman" w:cs="Times New Roman"/>
           <w:b/>
           <w:sz w:val="28"/>
         </w:rPr>
@@ -256,7 +254,7 @@
         </w:tabs>
         <w:spacing w:line="0" w:lineRule="atLeast"/>
         <w:rPr>
-          <w:rFonts w:hint="eastAsia" w:ascii="宋体" w:hAnsi="宋体" w:eastAsia="宋体" w:cs="宋体"/>
+          <w:rFonts w:ascii="Times New Roman" w:hAnsi="Times New Roman" w:cs="Times New Roman"/>
           <w:b/>
           <w:sz w:val="10"/>
           <w:szCs w:val="2"/>
@@ -265,7 +263,7 @@
       </w:pPr>
       <w:r>
         <w:rPr>
-          <w:rFonts w:hint="eastAsia" w:ascii="宋体" w:hAnsi="宋体" w:cs="宋体"/>
+          <w:rFonts w:ascii="Times New Roman" w:hAnsi="Times New Roman" w:cs="Times New Roman"/>
           <w:b/>
           <w:sz w:val="13"/>
           <w:szCs w:val="6"/>
@@ -277,15 +275,15 @@
     <w:p>
       <w:pPr>
         <w:spacing w:line="324" w:lineRule="auto"/>
-        <w:ind w:left="0" w:leftChars="0" w:right="0" w:rightChars="0" w:firstLineChars="200"/>
-        <w:rPr>
-          <w:rFonts w:hint="eastAsia" w:ascii="Times New Roman" w:hAnsi="Times New Roman" w:cs="Times New Roman"/>
+        <w:ind w:left="0" w:leftChars="0" w:right="0" w:rightChars="0"/>
+        <w:rPr>
+          <w:rFonts w:ascii="Times New Roman" w:hAnsi="Times New Roman" w:cs="Times New Roman"/>
           <w:sz w:val="24"/>
         </w:rPr>
       </w:pPr>
       <w:r>
         <w:rPr>
-          <w:rFonts w:hint="eastAsia" w:ascii="Times New Roman" w:hAnsi="Times New Roman" w:cs="Times New Roman"/>
+          <w:rFonts w:ascii="Times New Roman" w:hAnsi="Times New Roman" w:cs="Times New Roman"/>
           <w:sz w:val="24"/>
         </w:rPr>
         <w:t>Approx. 22% solids aqueous dispersion.</w:t>
@@ -295,14 +293,14 @@
       <w:pPr>
         <w:spacing w:line="0" w:lineRule="atLeast"/>
         <w:rPr>
-          <w:rFonts w:ascii="宋体" w:hAnsi="宋体" w:eastAsia="宋体" w:cs="Times New Roman"/>
+          <w:rFonts w:ascii="Times New Roman" w:hAnsi="Times New Roman" w:cs="Times New Roman"/>
           <w:b/>
           <w:sz w:val="28"/>
         </w:rPr>
       </w:pPr>
       <w:r>
         <w:rPr>
-          <w:rFonts w:ascii="宋体" w:hAnsi="宋体" w:eastAsia="宋体" w:cs="Times New Roman"/>
+          <w:rFonts w:ascii="Times New Roman" w:hAnsi="Times New Roman" w:cs="Times New Roman"/>
           <w:b/>
           <w:sz w:val="28"/>
         </w:rPr>
@@ -313,7 +311,7 @@
       <w:pPr>
         <w:spacing w:line="213" w:lineRule="exact"/>
         <w:rPr>
-          <w:rFonts w:ascii="Times New Roman" w:hAnsi="Times New Roman" w:eastAsia="Times New Roman" w:cs="Times New Roman"/>
+          <w:rFonts w:ascii="Times New Roman" w:hAnsi="Times New Roman" w:cs="Times New Roman"/>
           <w:sz w:val="13"/>
           <w:szCs w:val="8"/>
         </w:rPr>
@@ -368,7 +366,7 @@
               <w:spacing w:line="0" w:lineRule="atLeast"/>
               <w:jc w:val="center"/>
               <w:rPr>
-                <w:rFonts w:hint="eastAsia" w:ascii="宋体" w:hAnsi="宋体" w:eastAsia="宋体" w:cs="宋体"/>
+                <w:rFonts w:ascii="Times New Roman" w:hAnsi="Times New Roman" w:cs="Times New Roman"/>
                 <w:b/>
                 <w:bCs/>
                 <w:sz w:val="24"/>
@@ -376,7 +374,7 @@
             </w:pPr>
             <w:r>
               <w:rPr>
-                <w:rFonts w:hint="eastAsia" w:ascii="Times New Roman" w:hAnsi="Times New Roman"/>
+                <w:rFonts w:ascii="Times New Roman" w:hAnsi="Times New Roman" w:cs="Times New Roman"/>
                 <w:sz w:val="24"/>
               </w:rPr>
               <w:t>Item</w:t>
@@ -401,7 +399,7 @@
               <w:spacing w:line="0" w:lineRule="atLeast"/>
               <w:jc w:val="center"/>
               <w:rPr>
-                <w:rFonts w:cs="宋体"/>
+                <w:rFonts w:cs="Times New Roman" w:ascii="Times New Roman" w:hAnsi="Times New Roman"/>
                 <w:b/>
                 <w:bCs/>
                 <w:color w:val="000000"/>
@@ -412,7 +410,7 @@
             </w:pPr>
             <w:r>
               <w:rPr>
-                <w:rFonts w:hint="eastAsia" w:ascii="Times New Roman" w:hAnsi="Times New Roman"/>
+                <w:rFonts w:ascii="Times New Roman" w:hAnsi="Times New Roman" w:cs="Times New Roman"/>
                 <w:sz w:val="24"/>
               </w:rPr>
               <w:t>Index</w:t>
@@ -437,7 +435,7 @@
               <w:spacing w:line="0" w:lineRule="atLeast"/>
               <w:jc w:val="center"/>
               <w:rPr>
-                <w:rFonts w:hint="eastAsia" w:cs="宋体"/>
+                <w:rFonts w:cs="Times New Roman" w:ascii="Times New Roman" w:hAnsi="Times New Roman"/>
                 <w:b/>
                 <w:bCs/>
                 <w:color w:val="000000"/>
@@ -448,7 +446,7 @@
             </w:pPr>
             <w:r>
               <w:rPr>
-                <w:rFonts w:hint="eastAsia" w:ascii="Times New Roman" w:hAnsi="Times New Roman"/>
+                <w:rFonts w:ascii="Times New Roman" w:hAnsi="Times New Roman" w:cs="Times New Roman"/>
                 <w:sz w:val="24"/>
               </w:rPr>
               <w:t>Unit</w:t>
@@ -473,7 +471,7 @@
               <w:spacing w:line="0" w:lineRule="atLeast"/>
               <w:jc w:val="center"/>
               <w:rPr>
-                <w:rFonts w:hint="eastAsia" w:cs="宋体"/>
+                <w:rFonts w:cs="Times New Roman" w:ascii="Times New Roman" w:hAnsi="Times New Roman"/>
                 <w:b/>
                 <w:bCs/>
                 <w:color w:val="000000"/>
@@ -484,21 +482,21 @@
             </w:pPr>
             <w:r>
               <w:rPr>
-                <w:rFonts w:hint="eastAsia" w:ascii="Times New Roman" w:hAnsi="Times New Roman"/>
+                <w:rFonts w:ascii="Times New Roman" w:hAnsi="Times New Roman" w:cs="Times New Roman"/>
                 <w:sz w:val="24"/>
               </w:rPr>
               <w:t>Test</w:t>
             </w:r>
             <w:r>
               <w:rPr>
-                <w:rFonts w:ascii="Times New Roman" w:hAnsi="Times New Roman"/>
+                <w:rFonts w:ascii="Times New Roman" w:hAnsi="Times New Roman" w:cs="Times New Roman"/>
                 <w:sz w:val="24"/>
               </w:rPr>
               <w:t xml:space="preserve"> </w:t>
             </w:r>
             <w:r>
               <w:rPr>
-                <w:rFonts w:hint="eastAsia" w:ascii="Times New Roman" w:hAnsi="Times New Roman"/>
+                <w:rFonts w:ascii="Times New Roman" w:hAnsi="Times New Roman" w:cs="Times New Roman"/>
                 <w:sz w:val="24"/>
               </w:rPr>
               <w:t>method</w:t>
@@ -535,7 +533,7 @@
               <w:spacing w:line="0" w:lineRule="atLeast"/>
               <w:jc w:val="center"/>
               <w:rPr>
-                <w:rFonts w:ascii="Times New Roman" w:hAnsi="Times New Roman" w:eastAsia="Times New Roman" w:cs="Times New Roman"/>
+                <w:rFonts w:ascii="Times New Roman" w:hAnsi="Times New Roman" w:cs="Times New Roman"/>
                 <w:b w:val="0"/>
                 <w:bCs w:val="0"/>
                 <w:sz w:val="24"/>
@@ -543,7 +541,7 @@
             </w:pPr>
             <w:r>
               <w:rPr>
-                <w:rFonts w:hint="eastAsia" w:ascii="Times New Roman" w:hAnsi="Times New Roman"/>
+                <w:rFonts w:ascii="Times New Roman" w:hAnsi="Times New Roman" w:cs="Times New Roman"/>
                 <w:sz w:val="24"/>
               </w:rPr>
               <w:t>Appearance</w:t>
@@ -567,7 +565,7 @@
               <w:spacing w:line="0" w:lineRule="atLeast"/>
               <w:jc w:val="center"/>
               <w:rPr>
-                <w:rFonts w:hint="eastAsia" w:ascii="Times New Roman" w:hAnsi="Times New Roman" w:cs="Times New Roman"/>
+                <w:rFonts w:ascii="Times New Roman" w:hAnsi="Times New Roman" w:cs="Times New Roman"/>
                 <w:b w:val="0"/>
                 <w:bCs w:val="0"/>
                 <w:sz w:val="24"/>
@@ -575,24 +573,10 @@
             </w:pPr>
             <w:r>
               <w:rPr>
-                <w:rFonts w:ascii="Times New Roman" w:hAnsi="Times New Roman"/>
-                <w:sz w:val="24"/>
-              </w:rPr>
-              <w:t xml:space="preserve">Colorless to </w:t>
-            </w:r>
-            <w:r>
-              <w:rPr>
-                <w:rFonts w:hint="eastAsia" w:ascii="Times New Roman" w:hAnsi="Times New Roman"/>
-                <w:sz w:val="24"/>
-              </w:rPr>
-              <w:t>pale-</w:t>
-            </w:r>
-            <w:r>
-              <w:rPr>
-                <w:rFonts w:ascii="Times New Roman" w:hAnsi="Times New Roman"/>
-                <w:sz w:val="24"/>
-              </w:rPr>
-              <w:t>yellow transparent viscous liquid</w:t>
+                <w:rFonts w:ascii="Times New Roman" w:hAnsi="Times New Roman" w:cs="Times New Roman"/>
+                <w:sz w:val="24"/>
+              </w:rPr>
+              <w:t>Translucent liquid with blue light</w:t>
             </w:r>
           </w:p>
         </w:tc>
@@ -613,7 +597,7 @@
               <w:spacing w:line="0" w:lineRule="atLeast"/>
               <w:jc w:val="center"/>
               <w:rPr>
-                <w:rFonts w:hint="eastAsia" w:ascii="Times New Roman" w:hAnsi="Times New Roman" w:cs="Times New Roman"/>
+                <w:rFonts w:ascii="Times New Roman" w:hAnsi="Times New Roman" w:cs="Times New Roman"/>
                 <w:b w:val="0"/>
                 <w:bCs w:val="0"/>
                 <w:sz w:val="24"/>
@@ -638,7 +622,7 @@
               <w:spacing w:line="0" w:lineRule="atLeast"/>
               <w:jc w:val="center"/>
               <w:rPr>
-                <w:rFonts w:hint="eastAsia" w:ascii="Times New Roman" w:hAnsi="Times New Roman" w:cs="Times New Roman"/>
+                <w:rFonts w:ascii="Times New Roman" w:hAnsi="Times New Roman" w:cs="Times New Roman"/>
                 <w:b w:val="0"/>
                 <w:bCs w:val="0"/>
                 <w:sz w:val="24"/>
@@ -646,10 +630,10 @@
             </w:pPr>
             <w:r>
               <w:rPr>
-                <w:rFonts w:ascii="Times New Roman" w:hAnsi="Times New Roman"/>
-                <w:sz w:val="24"/>
-              </w:rPr>
-              <w:t>Visual inspection</w:t>
+                <w:rFonts w:ascii="Times New Roman" w:hAnsi="Times New Roman" w:cs="Times New Roman"/>
+                <w:sz w:val="24"/>
+              </w:rPr>
+              <w:t>Visual</w:t>
             </w:r>
           </w:p>
         </w:tc>
@@ -683,7 +667,7 @@
               <w:spacing w:line="0" w:lineRule="atLeast"/>
               <w:jc w:val="center"/>
               <w:rPr>
-                <w:rFonts w:ascii="Times New Roman" w:hAnsi="Times New Roman" w:eastAsia="Times New Roman" w:cs="Times New Roman"/>
+                <w:rFonts w:ascii="Times New Roman" w:hAnsi="Times New Roman" w:cs="Times New Roman"/>
                 <w:b w:val="0"/>
                 <w:bCs w:val="0"/>
                 <w:sz w:val="24"/>
@@ -691,17 +675,10 @@
             </w:pPr>
             <w:r>
               <w:rPr>
-                <w:rFonts w:hint="eastAsia" w:ascii="Times New Roman" w:hAnsi="Times New Roman"/>
-                <w:sz w:val="24"/>
-              </w:rPr>
-              <w:t>S</w:t>
-            </w:r>
-            <w:r>
-              <w:rPr>
-                <w:rFonts w:ascii="Times New Roman" w:hAnsi="Times New Roman"/>
-                <w:sz w:val="24"/>
-              </w:rPr>
-              <w:t>olid content</w:t>
+                <w:rFonts w:ascii="Times New Roman" w:hAnsi="Times New Roman" w:cs="Times New Roman"/>
+                <w:sz w:val="24"/>
+              </w:rPr>
+              <w:t>Solid content</w:t>
             </w:r>
           </w:p>
         </w:tc>
@@ -722,7 +699,7 @@
               <w:spacing w:line="0" w:lineRule="atLeast"/>
               <w:jc w:val="center"/>
               <w:rPr>
-                <w:rFonts w:hint="eastAsia" w:ascii="Times New Roman" w:hAnsi="Times New Roman" w:cs="Times New Roman"/>
+                <w:rFonts w:ascii="Times New Roman" w:hAnsi="Times New Roman" w:cs="Times New Roman"/>
                 <w:b w:val="0"/>
                 <w:bCs w:val="0"/>
                 <w:sz w:val="24"/>
@@ -730,24 +707,10 @@
             </w:pPr>
             <w:r>
               <w:rPr>
-                <w:rFonts w:ascii="Times New Roman" w:hAnsi="Times New Roman"/>
-                <w:sz w:val="24"/>
-              </w:rPr>
-              <w:t>70</w:t>
-            </w:r>
-            <w:r>
-              <w:rPr>
-                <w:rFonts w:hint="eastAsia" w:ascii="Times New Roman" w:hAnsi="Times New Roman"/>
-                <w:sz w:val="24"/>
-              </w:rPr>
-              <w:t>±</w:t>
-            </w:r>
-            <w:r>
-              <w:rPr>
-                <w:rFonts w:ascii="Times New Roman" w:hAnsi="Times New Roman"/>
-                <w:sz w:val="24"/>
-              </w:rPr>
-              <w:t>2</w:t>
+                <w:rFonts w:ascii="Times New Roman" w:hAnsi="Times New Roman" w:cs="Times New Roman"/>
+                <w:sz w:val="24"/>
+              </w:rPr>
+              <w:t>22±1</w:t>
             </w:r>
           </w:p>
         </w:tc>
@@ -768,7 +731,7 @@
               <w:spacing w:line="0" w:lineRule="atLeast"/>
               <w:jc w:val="center"/>
               <w:rPr>
-                <w:rFonts w:hint="eastAsia" w:ascii="Times New Roman" w:hAnsi="Times New Roman" w:cs="Times New Roman"/>
+                <w:rFonts w:ascii="Times New Roman" w:hAnsi="Times New Roman" w:cs="Times New Roman"/>
                 <w:b w:val="0"/>
                 <w:bCs w:val="0"/>
                 <w:sz w:val="24"/>
@@ -776,7 +739,7 @@
             </w:pPr>
             <w:r>
               <w:rPr>
-                <w:rFonts w:hint="eastAsia" w:ascii="Times New Roman" w:hAnsi="Times New Roman"/>
+                <w:rFonts w:ascii="Times New Roman" w:hAnsi="Times New Roman" w:cs="Times New Roman"/>
                 <w:sz w:val="24"/>
               </w:rPr>
               <w:t>%</w:t>
@@ -800,7 +763,7 @@
               <w:spacing w:line="0" w:lineRule="atLeast"/>
               <w:jc w:val="center"/>
               <w:rPr>
-                <w:rFonts w:hint="eastAsia" w:ascii="Times New Roman" w:hAnsi="Times New Roman" w:cs="Times New Roman"/>
+                <w:rFonts w:ascii="Times New Roman" w:hAnsi="Times New Roman" w:cs="Times New Roman"/>
                 <w:b w:val="0"/>
                 <w:bCs w:val="0"/>
                 <w:sz w:val="24"/>
@@ -808,45 +771,10 @@
             </w:pPr>
             <w:r>
               <w:rPr>
-                <w:rFonts w:hint="eastAsia" w:ascii="Times New Roman" w:hAnsi="Times New Roman"/>
-                <w:sz w:val="24"/>
-              </w:rPr>
-              <w:t>1</w:t>
-            </w:r>
-            <w:r>
-              <w:rPr>
-                <w:rFonts w:ascii="Times New Roman" w:hAnsi="Times New Roman"/>
-                <w:sz w:val="24"/>
-              </w:rPr>
-              <w:t>50</w:t>
-            </w:r>
-            <w:r>
-              <w:rPr>
-                <w:rFonts w:hint="eastAsia" w:ascii="Times New Roman" w:hAnsi="Times New Roman"/>
-                <w:sz w:val="24"/>
-              </w:rPr>
-              <w:t>℃</w:t>
-            </w:r>
-            <w:r>
-              <w:rPr>
-                <w:rFonts w:ascii="Times New Roman" w:hAnsi="Times New Roman"/>
-                <w:sz w:val="24"/>
-              </w:rPr>
-              <w:t xml:space="preserve"> 30</w:t>
-            </w:r>
-            <w:r>
-              <w:rPr>
-                <w:rFonts w:hint="eastAsia" w:ascii="Times New Roman" w:hAnsi="Times New Roman"/>
-                <w:sz w:val="24"/>
-              </w:rPr>
-              <w:t>min,</w:t>
-            </w:r>
-            <w:r>
-              <w:rPr>
-                <w:rFonts w:ascii="Times New Roman" w:hAnsi="Times New Roman"/>
-                <w:sz w:val="24"/>
-              </w:rPr>
-              <w:t xml:space="preserve"> convection oven</w:t>
+                <w:rFonts w:ascii="Times New Roman" w:hAnsi="Times New Roman" w:cs="Times New Roman"/>
+                <w:sz w:val="24"/>
+              </w:rPr>
+              <w:t>150°C, 30 min, forced-air oven</w:t>
             </w:r>
           </w:p>
         </w:tc>
@@ -880,7 +808,7 @@
               <w:spacing w:line="0" w:lineRule="atLeast"/>
               <w:jc w:val="center"/>
               <w:rPr>
-                <w:rFonts w:ascii="宋体" w:hAnsi="宋体" w:cs="宋体"/>
+                <w:rFonts w:ascii="Times New Roman" w:hAnsi="Times New Roman" w:cs="Times New Roman"/>
                 <w:b w:val="0"/>
                 <w:bCs w:val="0"/>
                 <w:sz w:val="24"/>
@@ -888,24 +816,10 @@
             </w:pPr>
             <w:r>
               <w:rPr>
-                <w:rFonts w:ascii="Times New Roman" w:hAnsi="Times New Roman"/>
-                <w:sz w:val="24"/>
-              </w:rPr>
-              <w:t xml:space="preserve">NCO </w:t>
-            </w:r>
-            <w:r>
-              <w:rPr>
-                <w:rFonts w:hint="eastAsia" w:ascii="Times New Roman" w:hAnsi="Times New Roman"/>
-                <w:sz w:val="24"/>
-              </w:rPr>
-              <w:t>v</w:t>
-            </w:r>
-            <w:r>
-              <w:rPr>
-                <w:rFonts w:ascii="Times New Roman" w:hAnsi="Times New Roman"/>
-                <w:sz w:val="24"/>
-              </w:rPr>
-              <w:t>alue (on supplied)</w:t>
+                <w:rFonts w:ascii="Times New Roman" w:hAnsi="Times New Roman" w:cs="Times New Roman"/>
+                <w:sz w:val="24"/>
+              </w:rPr>
+              <w:t>Viscosity (25°C)</w:t>
             </w:r>
           </w:p>
         </w:tc>
@@ -926,7 +840,7 @@
               <w:spacing w:line="0" w:lineRule="atLeast"/>
               <w:jc w:val="center"/>
               <w:rPr>
-                <w:rFonts w:hint="eastAsia" w:ascii="Times New Roman" w:hAnsi="Times New Roman" w:cs="Times New Roman"/>
+                <w:rFonts w:ascii="Times New Roman" w:hAnsi="Times New Roman" w:cs="Times New Roman"/>
                 <w:b w:val="0"/>
                 <w:bCs w:val="0"/>
                 <w:sz w:val="24"/>
@@ -934,25 +848,10 @@
             </w:pPr>
             <w:r>
               <w:rPr>
-                <w:rFonts w:ascii="Times New Roman" w:hAnsi="Times New Roman"/>
-                <w:sz w:val="24"/>
-              </w:rPr>
-              <w:t>9.</w:t>
-            </w:r>
-            <w:r>
-              <w:rPr>
-                <w:rFonts w:hint="eastAsia" w:ascii="Times New Roman" w:hAnsi="Times New Roman"/>
-                <w:sz w:val="24"/>
-                <w:lang w:val="en-US" w:eastAsia="zh-CN"/>
-              </w:rPr>
-              <w:t>3</w:t>
-            </w:r>
-            <w:r>
-              <w:rPr>
-                <w:rFonts w:ascii="Times New Roman" w:hAnsi="Times New Roman"/>
-                <w:sz w:val="24"/>
-              </w:rPr>
-              <w:t>±0.5</w:t>
+                <w:rFonts w:ascii="Times New Roman" w:hAnsi="Times New Roman" w:cs="Times New Roman"/>
+                <w:sz w:val="24"/>
+              </w:rPr>
+              <w:t>&lt;500</w:t>
             </w:r>
           </w:p>
         </w:tc>
@@ -973,7 +872,7 @@
               <w:spacing w:line="0" w:lineRule="atLeast"/>
               <w:jc w:val="center"/>
               <w:rPr>
-                <w:rFonts w:hint="eastAsia" w:ascii="Times New Roman" w:hAnsi="Times New Roman" w:cs="Times New Roman"/>
+                <w:rFonts w:ascii="Times New Roman" w:hAnsi="Times New Roman" w:cs="Times New Roman"/>
                 <w:b w:val="0"/>
                 <w:bCs w:val="0"/>
                 <w:sz w:val="24"/>
@@ -981,10 +880,10 @@
             </w:pPr>
             <w:r>
               <w:rPr>
-                <w:rFonts w:hint="eastAsia" w:ascii="Times New Roman" w:hAnsi="Times New Roman"/>
-                <w:sz w:val="24"/>
-              </w:rPr>
-              <w:t>%</w:t>
+                <w:rFonts w:ascii="Times New Roman" w:hAnsi="Times New Roman" w:cs="Times New Roman"/>
+                <w:sz w:val="24"/>
+              </w:rPr>
+              <w:t>mPa·s</w:t>
             </w:r>
           </w:p>
         </w:tc>
@@ -1005,7 +904,7 @@
               <w:spacing w:line="0" w:lineRule="atLeast"/>
               <w:jc w:val="center"/>
               <w:rPr>
-                <w:rFonts w:hint="eastAsia" w:ascii="Times New Roman" w:hAnsi="Times New Roman" w:cs="Times New Roman"/>
+                <w:rFonts w:ascii="Times New Roman" w:hAnsi="Times New Roman" w:cs="Times New Roman"/>
                 <w:b w:val="0"/>
                 <w:bCs w:val="0"/>
                 <w:sz w:val="24"/>
@@ -1013,17 +912,10 @@
             </w:pPr>
             <w:r>
               <w:rPr>
-                <w:rFonts w:hint="eastAsia" w:ascii="Times New Roman" w:hAnsi="Times New Roman"/>
-                <w:sz w:val="24"/>
-              </w:rPr>
-              <w:t>GB</w:t>
-            </w:r>
-            <w:r>
-              <w:rPr>
-                <w:rFonts w:ascii="Times New Roman" w:hAnsi="Times New Roman"/>
-                <w:sz w:val="24"/>
-              </w:rPr>
-              <w:t>/T 12009.5-1992</w:t>
+                <w:rFonts w:ascii="Times New Roman" w:hAnsi="Times New Roman" w:cs="Times New Roman"/>
+                <w:sz w:val="24"/>
+              </w:rPr>
+              <w:t>GB/T 2794-2022</w:t>
             </w:r>
           </w:p>
         </w:tc>
@@ -1057,7 +949,7 @@
               <w:spacing w:line="0" w:lineRule="atLeast"/>
               <w:jc w:val="center"/>
               <w:rPr>
-                <w:rFonts w:ascii="宋体" w:hAnsi="宋体" w:cs="宋体"/>
+                <w:rFonts w:ascii="Times New Roman" w:hAnsi="Times New Roman" w:cs="Times New Roman"/>
                 <w:b w:val="0"/>
                 <w:bCs w:val="0"/>
                 <w:sz w:val="24"/>
@@ -1065,31 +957,10 @@
             </w:pPr>
             <w:r>
               <w:rPr>
-                <w:rFonts w:hint="eastAsia" w:ascii="Times New Roman" w:hAnsi="Times New Roman"/>
-                <w:sz w:val="24"/>
-              </w:rPr>
-              <w:t>V</w:t>
-            </w:r>
-            <w:r>
-              <w:rPr>
-                <w:rFonts w:ascii="Times New Roman" w:hAnsi="Times New Roman"/>
-                <w:sz w:val="24"/>
-              </w:rPr>
-              <w:t>iscosity (25</w:t>
-            </w:r>
-            <w:r>
-              <w:rPr>
-                <w:rFonts w:hint="eastAsia" w:ascii="Times New Roman" w:hAnsi="Times New Roman"/>
-                <w:sz w:val="24"/>
-              </w:rPr>
-              <w:t>℃</w:t>
-            </w:r>
-            <w:r>
-              <w:rPr>
-                <w:rFonts w:ascii="Times New Roman" w:hAnsi="Times New Roman"/>
-                <w:sz w:val="24"/>
-              </w:rPr>
-              <w:t>)</w:t>
+                <w:rFonts w:ascii="Times New Roman" w:hAnsi="Times New Roman" w:cs="Times New Roman"/>
+                <w:sz w:val="24"/>
+              </w:rPr>
+              <w:t>pH value (diluted 1:10 in water)</w:t>
             </w:r>
           </w:p>
         </w:tc>
@@ -1110,7 +981,7 @@
               <w:spacing w:line="0" w:lineRule="atLeast"/>
               <w:jc w:val="center"/>
               <w:rPr>
-                <w:rFonts w:ascii="宋体" w:hAnsi="宋体" w:cs="宋体"/>
+                <w:rFonts w:ascii="Times New Roman" w:hAnsi="Times New Roman" w:cs="Times New Roman"/>
                 <w:b w:val="0"/>
                 <w:bCs w:val="0"/>
                 <w:sz w:val="24"/>
@@ -1118,32 +989,10 @@
             </w:pPr>
             <w:r>
               <w:rPr>
-                <w:rFonts w:hint="eastAsia" w:ascii="Times New Roman" w:hAnsi="Times New Roman"/>
-                <w:sz w:val="24"/>
-                <w:lang w:val="en-US" w:eastAsia="zh-CN"/>
-              </w:rPr>
-              <w:t>10</w:t>
-            </w:r>
-            <w:r>
-              <w:rPr>
-                <w:rFonts w:ascii="Times New Roman" w:hAnsi="Times New Roman"/>
-                <w:sz w:val="24"/>
-              </w:rPr>
-              <w:t>00</w:t>
-            </w:r>
-            <w:r>
-              <w:rPr>
-                <w:rFonts w:hint="eastAsia" w:ascii="Times New Roman" w:hAnsi="Times New Roman"/>
-                <w:sz w:val="24"/>
-              </w:rPr>
-              <w:t>±</w:t>
-            </w:r>
-            <w:r>
-              <w:rPr>
-                <w:rFonts w:ascii="Times New Roman" w:hAnsi="Times New Roman"/>
-                <w:sz w:val="24"/>
-              </w:rPr>
-              <w:t>500</w:t>
+                <w:rFonts w:ascii="Times New Roman" w:hAnsi="Times New Roman" w:cs="Times New Roman"/>
+                <w:sz w:val="24"/>
+              </w:rPr>
+              <w:t>7.0-9.0</w:t>
             </w:r>
           </w:p>
         </w:tc>
@@ -1164,19 +1013,12 @@
               <w:spacing w:line="0" w:lineRule="atLeast"/>
               <w:jc w:val="center"/>
               <w:rPr>
-                <w:rFonts w:hint="eastAsia" w:ascii="宋体" w:hAnsi="宋体" w:cs="宋体"/>
+                <w:rFonts w:ascii="Times New Roman" w:hAnsi="Times New Roman" w:cs="Times New Roman"/>
                 <w:b w:val="0"/>
                 <w:bCs w:val="0"/>
                 <w:sz w:val="24"/>
               </w:rPr>
             </w:pPr>
-            <w:r>
-              <w:rPr>
-                <w:rFonts w:ascii="Times New Roman" w:hAnsi="Times New Roman"/>
-                <w:sz w:val="24"/>
-              </w:rPr>
-              <w:t>mPa·S</w:t>
-            </w:r>
           </w:p>
         </w:tc>
         <w:tc>
@@ -1196,7 +1038,7 @@
               <w:spacing w:line="0" w:lineRule="atLeast"/>
               <w:jc w:val="center"/>
               <w:rPr>
-                <w:rFonts w:hint="eastAsia" w:ascii="宋体" w:hAnsi="宋体" w:cs="宋体"/>
+                <w:rFonts w:ascii="Times New Roman" w:hAnsi="Times New Roman" w:cs="Times New Roman"/>
                 <w:b w:val="0"/>
                 <w:bCs w:val="0"/>
                 <w:sz w:val="24"/>
@@ -1204,10 +1046,10 @@
             </w:pPr>
             <w:r>
               <w:rPr>
-                <w:rFonts w:ascii="Times New Roman" w:hAnsi="Times New Roman"/>
-                <w:sz w:val="24"/>
-              </w:rPr>
-              <w:t>GB/T 2794-2013</w:t>
+                <w:rFonts w:ascii="Times New Roman" w:hAnsi="Times New Roman" w:cs="Times New Roman"/>
+                <w:sz w:val="24"/>
+              </w:rPr>
+              <w:t>GB 6920-86</w:t>
             </w:r>
           </w:p>
         </w:tc>
@@ -1241,7 +1083,7 @@
               <w:spacing w:line="0" w:lineRule="atLeast"/>
               <w:jc w:val="center"/>
               <w:rPr>
-                <w:rFonts w:hint="eastAsia" w:ascii="宋体" w:hAnsi="宋体" w:cs="宋体"/>
+                <w:rFonts w:ascii="Times New Roman" w:hAnsi="Times New Roman" w:cs="Times New Roman"/>
                 <w:b w:val="0"/>
                 <w:bCs w:val="0"/>
                 <w:sz w:val="24"/>
@@ -1249,17 +1091,10 @@
             </w:pPr>
             <w:r>
               <w:rPr>
-                <w:rFonts w:hint="eastAsia" w:ascii="Times New Roman" w:hAnsi="Times New Roman"/>
-                <w:sz w:val="24"/>
-              </w:rPr>
-              <w:t>IP</w:t>
-            </w:r>
-            <w:r>
-              <w:rPr>
-                <w:rFonts w:ascii="Times New Roman" w:hAnsi="Times New Roman"/>
-                <w:sz w:val="24"/>
-              </w:rPr>
-              <w:t>DI monomer</w:t>
+                <w:rFonts w:ascii="Times New Roman" w:hAnsi="Times New Roman" w:cs="Times New Roman"/>
+                <w:sz w:val="24"/>
+              </w:rPr>
+              <w:t>Density (25°C)</w:t>
             </w:r>
           </w:p>
         </w:tc>
@@ -1280,7 +1115,7 @@
               <w:spacing w:line="0" w:lineRule="atLeast"/>
               <w:jc w:val="center"/>
               <w:rPr>
-                <w:rFonts w:hint="eastAsia" w:ascii="宋体" w:hAnsi="宋体" w:cs="宋体"/>
+                <w:rFonts w:ascii="Times New Roman" w:hAnsi="Times New Roman" w:cs="Times New Roman"/>
                 <w:b w:val="0"/>
                 <w:bCs w:val="0"/>
                 <w:sz w:val="24"/>
@@ -1288,10 +1123,10 @@
             </w:pPr>
             <w:r>
               <w:rPr>
-                <w:rFonts w:ascii="Times New Roman" w:hAnsi="Times New Roman"/>
-                <w:sz w:val="24"/>
-              </w:rPr>
-              <w:t>&lt;0.35</w:t>
+                <w:rFonts w:ascii="Times New Roman" w:hAnsi="Times New Roman" w:cs="Times New Roman"/>
+                <w:sz w:val="24"/>
+              </w:rPr>
+              <w:t>Approx. 1.06</w:t>
             </w:r>
           </w:p>
         </w:tc>
@@ -1312,7 +1147,7 @@
               <w:spacing w:line="0" w:lineRule="atLeast"/>
               <w:jc w:val="center"/>
               <w:rPr>
-                <w:rFonts w:hint="eastAsia" w:ascii="宋体" w:hAnsi="宋体" w:cs="宋体"/>
+                <w:rFonts w:ascii="Times New Roman" w:hAnsi="Times New Roman" w:cs="Times New Roman"/>
                 <w:b w:val="0"/>
                 <w:bCs w:val="0"/>
                 <w:sz w:val="24"/>
@@ -1320,10 +1155,10 @@
             </w:pPr>
             <w:r>
               <w:rPr>
-                <w:rFonts w:ascii="Times New Roman" w:hAnsi="Times New Roman"/>
-                <w:sz w:val="24"/>
-              </w:rPr>
-              <w:t>%</w:t>
+                <w:rFonts w:ascii="Times New Roman" w:hAnsi="Times New Roman" w:cs="Times New Roman"/>
+                <w:sz w:val="24"/>
+              </w:rPr>
+              <w:t>g/cm³</w:t>
             </w:r>
           </w:p>
         </w:tc>
@@ -1344,7 +1179,7 @@
               <w:spacing w:line="0" w:lineRule="atLeast"/>
               <w:jc w:val="center"/>
               <w:rPr>
-                <w:rFonts w:hint="eastAsia" w:ascii="宋体" w:hAnsi="宋体" w:cs="宋体"/>
+                <w:rFonts w:ascii="Times New Roman" w:hAnsi="Times New Roman" w:cs="Times New Roman"/>
                 <w:b w:val="0"/>
                 <w:bCs w:val="0"/>
                 <w:sz w:val="24"/>
@@ -1352,10 +1187,10 @@
             </w:pPr>
             <w:r>
               <w:rPr>
-                <w:rFonts w:ascii="Times New Roman" w:hAnsi="Times New Roman"/>
-                <w:sz w:val="24"/>
-              </w:rPr>
-              <w:t>GB/T 18446-2009</w:t>
+                <w:rFonts w:ascii="Times New Roman" w:hAnsi="Times New Roman" w:cs="Times New Roman"/>
+                <w:sz w:val="24"/>
+              </w:rPr>
+              <w:t>GB/T 4472-2011</w:t>
             </w:r>
           </w:p>
         </w:tc>
@@ -1365,7 +1200,7 @@
       <w:pPr>
         <w:spacing w:line="207" w:lineRule="exact"/>
         <w:rPr>
-          <w:rFonts w:hint="eastAsia" w:ascii="Times New Roman" w:hAnsi="Times New Roman" w:eastAsia="宋体" w:cs="Times New Roman"/>
+          <w:rFonts w:ascii="Times New Roman" w:hAnsi="Times New Roman" w:cs="Times New Roman"/>
           <w:sz w:val="16"/>
           <w:szCs w:val="11"/>
         </w:rPr>
@@ -1375,14 +1210,14 @@
       <w:pPr>
         <w:spacing w:line="0" w:lineRule="atLeast"/>
         <w:rPr>
-          <w:rFonts w:ascii="宋体" w:hAnsi="宋体" w:eastAsia="宋体" w:cs="Times New Roman"/>
+          <w:rFonts w:ascii="Times New Roman" w:hAnsi="Times New Roman" w:cs="Times New Roman"/>
           <w:b/>
           <w:sz w:val="28"/>
         </w:rPr>
       </w:pPr>
       <w:r>
         <w:rPr>
-          <w:rFonts w:ascii="宋体" w:hAnsi="宋体" w:eastAsia="宋体" w:cs="Times New Roman"/>
+          <w:rFonts w:ascii="Times New Roman" w:hAnsi="Times New Roman" w:cs="Times New Roman"/>
           <w:b/>
           <w:sz w:val="28"/>
         </w:rPr>
@@ -1393,10 +1228,10 @@
       <w:pPr>
         <w:spacing w:line="0" w:lineRule="atLeast"/>
         <w:rPr>
-          <w:rFonts w:ascii="宋体" w:hAnsi="宋体" w:eastAsia="宋体" w:cs="Times New Roman"/>
-          <w:b/>
-          <w:sz w:val="15"/>
-          <w:szCs w:val="8"/>
+          <w:rFonts w:ascii="Times New Roman" w:hAnsi="Times New Roman" w:cs="Times New Roman"/>
+          <w:b/>
+          <w:sz w:val="8"/>
+          <w:szCs w:val="2"/>
         </w:rPr>
       </w:pPr>
     </w:p>
@@ -1407,15 +1242,15 @@
           <w:numId w:val="1"/>
         </w:numPr>
         <w:spacing w:line="324" w:lineRule="auto"/>
-        <w:ind w:left="0" w:leftChars="0" w:right="0" w:rightChars="0" w:firstLineChars="200"/>
-        <w:rPr>
-          <w:rFonts w:hint="eastAsia" w:ascii="Times New Roman" w:hAnsi="Times New Roman" w:cs="Times New Roman"/>
+        <w:ind w:left="0" w:leftChars="0" w:right="0" w:rightChars="0"/>
+        <w:rPr>
+          <w:rFonts w:ascii="Times New Roman" w:hAnsi="Times New Roman" w:cs="Times New Roman"/>
           <w:sz w:val="24"/>
         </w:rPr>
       </w:pPr>
       <w:r>
         <w:rPr>
-          <w:rFonts w:hint="eastAsia" w:ascii="Times New Roman" w:hAnsi="Times New Roman" w:cs="Times New Roman"/>
+          <w:rFonts w:ascii="Times New Roman" w:hAnsi="Times New Roman" w:cs="Times New Roman"/>
           <w:sz w:val="24"/>
         </w:rPr>
         <w:t>Very soft film formation;</w:t>
@@ -1428,15 +1263,15 @@
           <w:numId w:val="1"/>
         </w:numPr>
         <w:spacing w:line="324" w:lineRule="auto"/>
-        <w:ind w:left="0" w:leftChars="0" w:right="0" w:rightChars="0" w:firstLineChars="200"/>
-        <w:rPr>
-          <w:rFonts w:hint="eastAsia" w:ascii="Times New Roman" w:hAnsi="Times New Roman" w:cs="Times New Roman"/>
+        <w:ind w:left="0" w:leftChars="0" w:right="0" w:rightChars="0"/>
+        <w:rPr>
+          <w:rFonts w:ascii="Times New Roman" w:hAnsi="Times New Roman" w:cs="Times New Roman"/>
           <w:sz w:val="24"/>
         </w:rPr>
       </w:pPr>
       <w:r>
         <w:rPr>
-          <w:rFonts w:hint="eastAsia" w:ascii="Times New Roman" w:hAnsi="Times New Roman" w:cs="Times New Roman"/>
+          <w:rFonts w:ascii="Times New Roman" w:hAnsi="Times New Roman" w:cs="Times New Roman"/>
           <w:sz w:val="24"/>
         </w:rPr>
         <w:t>Excellent adhesion;</w:t>
@@ -1444,58 +1279,16 @@
     </w:p>
     <w:p>
       <w:pPr>
-        <w:numPr>
-          <w:ilvl w:val="0"/>
-          <w:numId w:val="1"/>
-        </w:numPr>
-        <w:spacing w:line="324" w:lineRule="auto"/>
-        <w:ind w:left="0" w:leftChars="0" w:right="0" w:rightChars="0" w:firstLineChars="200"/>
-        <w:rPr>
-          <w:rFonts w:hint="eastAsia" w:ascii="Times New Roman" w:hAnsi="Times New Roman" w:cs="Times New Roman"/>
-          <w:sz w:val="24"/>
-        </w:rPr>
-      </w:pPr>
-      <w:r>
-        <w:rPr>
-          <w:rFonts w:hint="eastAsia" w:ascii="Times New Roman" w:hAnsi="Times New Roman" w:cs="Times New Roman"/>
-          <w:sz w:val="24"/>
-        </w:rPr>
-        <w:t>Good yellowing resistance;</w:t>
-      </w:r>
-    </w:p>
-    <w:p>
-      <w:pPr>
-        <w:numPr>
-          <w:ilvl w:val="0"/>
-          <w:numId w:val="1"/>
-        </w:numPr>
-        <w:spacing w:line="324" w:lineRule="auto"/>
-        <w:ind w:left="0" w:leftChars="0" w:right="0" w:rightChars="0" w:firstLineChars="200"/>
-        <w:rPr>
-          <w:rFonts w:hint="eastAsia" w:ascii="Times New Roman" w:hAnsi="Times New Roman" w:cs="Times New Roman"/>
-          <w:sz w:val="24"/>
-        </w:rPr>
-      </w:pPr>
-      <w:r>
-        <w:rPr>
-          <w:rFonts w:hint="eastAsia" w:ascii="Times New Roman" w:hAnsi="Times New Roman" w:cs="Times New Roman"/>
-          <w:sz w:val="24"/>
-        </w:rPr>
-        <w:t>Good penetration;</w:t>
-      </w:r>
-    </w:p>
-    <w:p>
-      <w:pPr>
         <w:spacing w:line="0" w:lineRule="atLeast"/>
         <w:rPr>
-          <w:rFonts w:ascii="宋体" w:hAnsi="宋体" w:eastAsia="宋体" w:cs="Times New Roman"/>
+          <w:rFonts w:ascii="Times New Roman" w:hAnsi="Times New Roman" w:cs="Times New Roman"/>
           <w:b/>
           <w:sz w:val="28"/>
         </w:rPr>
       </w:pPr>
       <w:r>
         <w:rPr>
-          <w:rFonts w:ascii="宋体" w:hAnsi="宋体" w:eastAsia="宋体" w:cs="Times New Roman"/>
+          <w:rFonts w:ascii="Times New Roman" w:hAnsi="Times New Roman" w:cs="Times New Roman"/>
           <w:b/>
           <w:sz w:val="28"/>
         </w:rPr>
@@ -1506,7 +1299,7 @@
       <w:pPr>
         <w:spacing w:line="0" w:lineRule="atLeast"/>
         <w:rPr>
-          <w:rFonts w:ascii="宋体" w:hAnsi="宋体" w:cs="宋体"/>
+          <w:rFonts w:ascii="Times New Roman" w:hAnsi="Times New Roman" w:cs="Times New Roman"/>
           <w:b/>
           <w:sz w:val="13"/>
           <w:szCs w:val="6"/>
@@ -1516,15 +1309,15 @@
     <w:p>
       <w:pPr>
         <w:spacing w:line="324" w:lineRule="auto"/>
-        <w:ind w:left="0" w:leftChars="0" w:right="0" w:rightChars="0" w:firstLineChars="200"/>
-        <w:rPr>
-          <w:rFonts w:ascii="宋体" w:hAnsi="宋体" w:cs="宋体"/>
+        <w:ind w:left="0" w:leftChars="0" w:right="0" w:rightChars="0"/>
+        <w:rPr>
+          <w:rFonts w:ascii="Times New Roman" w:hAnsi="Times New Roman" w:cs="Times New Roman"/>
           <w:sz w:val="24"/>
         </w:rPr>
       </w:pPr>
       <w:r>
         <w:rPr>
-          <w:rFonts w:hint="eastAsia" w:ascii="Times New Roman" w:hAnsi="Times New Roman" w:cs="Times New Roman"/>
+          <w:rFonts w:ascii="Times New Roman" w:hAnsi="Times New Roman" w:cs="Times New Roman"/>
           <w:sz w:val="24"/>
         </w:rPr>
         <w:t>PU-1001 forms a very soft film with strong adhesion, suitable for use alone as a tie coat or blended with other materials to improve interlayer adhesion and physical properties without increasing coating stiffness.</w:t>
@@ -1533,75 +1326,61 @@
     <w:p>
       <w:pPr>
         <w:spacing w:line="324" w:lineRule="auto"/>
-        <w:ind w:left="0" w:leftChars="0" w:right="0" w:rightChars="0" w:firstLineChars="200"/>
-        <w:rPr>
-          <w:rFonts w:hint="eastAsia" w:ascii="Times New Roman" w:hAnsi="Times New Roman" w:cs="Times New Roman"/>
+        <w:ind w:left="0" w:leftChars="0" w:right="0" w:rightChars="0"/>
+        <w:rPr>
+          <w:rFonts w:ascii="Times New Roman" w:hAnsi="Times New Roman" w:cs="Times New Roman"/>
+          <w:sz w:val="4"/>
+          <w:szCs w:val="2"/>
+        </w:rPr>
+      </w:pPr>
+    </w:p>
+    <w:p>
+      <w:pPr>
+        <w:spacing w:line="0" w:lineRule="atLeast"/>
+        <w:rPr>
+          <w:rFonts w:ascii="Times New Roman" w:hAnsi="Times New Roman" w:cs="Times New Roman"/>
+          <w:b/>
+          <w:sz w:val="28"/>
+        </w:rPr>
+      </w:pPr>
+      <w:r>
+        <w:rPr>
+          <w:rFonts w:ascii="Times New Roman" w:hAnsi="Times New Roman" w:cs="Times New Roman"/>
+          <w:b/>
+          <w:sz w:val="28"/>
+        </w:rPr>
+        <w:t>Storage</w:t>
+      </w:r>
+    </w:p>
+    <w:p>
+      <w:pPr>
+        <w:spacing w:line="0" w:lineRule="atLeast"/>
+        <w:rPr>
+          <w:rFonts w:ascii="Times New Roman" w:hAnsi="Times New Roman" w:cs="Times New Roman"/>
+          <w:b/>
+          <w:sz w:val="8"/>
+          <w:szCs w:val="4"/>
+        </w:rPr>
+      </w:pPr>
+    </w:p>
+    <w:p>
+      <w:pPr>
+        <w:spacing w:line="324" w:lineRule="auto"/>
+        <w:ind w:left="0" w:leftChars="0" w:right="0" w:rightChars="0"/>
+        <w:rPr>
+          <w:rFonts w:ascii="Times New Roman" w:hAnsi="Times New Roman" w:cs="Times New Roman"/>
           <w:sz w:val="24"/>
         </w:rPr>
       </w:pPr>
       <w:r>
         <w:rPr>
-          <w:rFonts w:hint="eastAsia" w:ascii="Times New Roman" w:hAnsi="Times New Roman" w:cs="Times New Roman"/>
+          <w:rFonts w:ascii="Times New Roman" w:hAnsi="Times New Roman" w:cs="Times New Roman"/>
           <w:sz w:val="24"/>
         </w:rPr>
-        <w:t>As an aliphatic polyurethane resin with excellent yellowing resistance, PU-1001 is widely used for white and light-colored leathers.</w:t>
-      </w:r>
-    </w:p>
-    <w:p>
-      <w:pPr>
-        <w:spacing w:line="0" w:lineRule="atLeast"/>
-        <w:rPr>
-          <w:rFonts w:ascii="宋体" w:hAnsi="宋体" w:eastAsia="宋体" w:cs="Times New Roman"/>
-          <w:b/>
-          <w:sz w:val="28"/>
-        </w:rPr>
-      </w:pPr>
-      <w:r>
-        <w:rPr>
-          <w:rFonts w:ascii="宋体" w:hAnsi="宋体" w:eastAsia="宋体" w:cs="Times New Roman"/>
-          <w:b/>
-          <w:sz w:val="28"/>
-        </w:rPr>
-        <w:t>Storage</w:t>
-      </w:r>
-    </w:p>
-    <w:p>
-      <w:pPr>
-        <w:spacing w:line="0" w:lineRule="atLeast"/>
-        <w:rPr>
-          <w:rFonts w:ascii="宋体" w:hAnsi="宋体" w:cs="宋体"/>
-          <w:b/>
-          <w:sz w:val="13"/>
-          <w:szCs w:val="6"/>
-        </w:rPr>
-      </w:pPr>
-    </w:p>
-    <w:p>
-      <w:pPr>
-        <w:spacing w:line="324" w:lineRule="auto"/>
-        <w:ind w:left="0" w:leftChars="0" w:right="0" w:rightChars="0" w:firstLineChars="200"/>
-        <w:rPr>
-          <w:rFonts w:ascii="宋体" w:hAnsi="宋体"/>
-          <w:sz w:val="24"/>
-        </w:rPr>
-      </w:pPr>
-      <w:r>
-        <w:rPr>
-          <w:rFonts w:hint="eastAsia" w:ascii="Times New Roman" w:hAnsi="Times New Roman" w:cs="Times New Roman"/>
-          <w:sz w:val="24"/>
-        </w:rPr>
         <w:t>Store in a ventilated, dry area at 5-35°C; protect from freezing. Shelf life is 6 months from shipment. Products older than 6 months should be re-evaluated before use.</w:t>
       </w:r>
-    </w:p>
-    <w:p>
-      <w:pPr>
-        <w:spacing w:line="326" w:lineRule="auto"/>
-        <w:ind w:firstLine="480"/>
-        <w:rPr>
-          <w:rFonts w:hint="eastAsia" w:ascii="Times New Roman" w:hAnsi="Times New Roman"/>
-          <w:sz w:val="24"/>
-        </w:rPr>
-      </w:pPr>
+      <w:bookmarkStart w:id="0" w:name="_GoBack"/>
+      <w:bookmarkEnd w:id="0"/>
     </w:p>
     <w:sectPr>
       <w:pgSz w:w="11900" w:h="16840"/>
@@ -1903,6 +1682,7 @@
     <w:qFormat/>
     <w:uiPriority w:val="0"/>
     <w:rPr>
+      <w:rFonts w:ascii="Times New Roman" w:hAnsi="Times New Roman" w:eastAsia="宋体" w:cs="Times New Roman"/>
       <w:lang w:val="en-US" w:eastAsia="zh-CN" w:bidi="ar-SA"/>
     </w:rPr>
   </w:style>
@@ -1938,9 +1718,7 @@
     <w:unhideWhenUsed/>
     <w:qFormat/>
     <w:uiPriority w:val="99"/>
-    <w:tblPr>
-      <w:tblStyle w:val="5"/>
-    </w:tblPr>
+    <w:tblPr/>
   </w:style>
   <w:style w:type="paragraph" w:styleId="3">
     <w:name w:val="footer"/>

--- a/TDS Skill/templates/active/TDS_EN_国彩模板.docx
+++ b/TDS Skill/templates/active/TDS_EN_国彩模板.docx
@@ -215,11 +215,12 @@
     <w:p>
       <w:pPr>
         <w:spacing w:line="324" w:lineRule="auto"/>
-        <w:ind w:left="0" w:leftChars="0" w:right="0" w:rightChars="0"/>
+        <w:ind w:left="0" w:leftChars="0" w:right="0" w:rightChars="0" w:firstLineChars="200" w:firstLine="480"/>
         <w:rPr>
           <w:rFonts w:ascii="Times New Roman" w:hAnsi="Times New Roman" w:cs="Times New Roman"/>
           <w:sz w:val="24"/>
         </w:rPr>
+        <w:jc w:val="both"/>
       </w:pPr>
       <w:r>
         <w:rPr>
@@ -275,11 +276,12 @@
     <w:p>
       <w:pPr>
         <w:spacing w:line="324" w:lineRule="auto"/>
-        <w:ind w:left="0" w:leftChars="0" w:right="0" w:rightChars="0"/>
+        <w:ind w:left="0" w:leftChars="0" w:right="0" w:rightChars="0" w:firstLineChars="200" w:firstLine="480"/>
         <w:rPr>
           <w:rFonts w:ascii="Times New Roman" w:hAnsi="Times New Roman" w:cs="Times New Roman"/>
           <w:sz w:val="24"/>
         </w:rPr>
+        <w:jc w:val="both"/>
       </w:pPr>
       <w:r>
         <w:rPr>
@@ -1242,7 +1244,7 @@
           <w:numId w:val="1"/>
         </w:numPr>
         <w:spacing w:line="324" w:lineRule="auto"/>
-        <w:ind w:left="0" w:leftChars="0" w:right="0" w:rightChars="0"/>
+        <w:ind w:left="840" w:leftChars="0" w:right="0" w:rightChars="0" w:hanging="360"/>
         <w:rPr>
           <w:rFonts w:ascii="Times New Roman" w:hAnsi="Times New Roman" w:cs="Times New Roman"/>
           <w:sz w:val="24"/>
@@ -1263,7 +1265,7 @@
           <w:numId w:val="1"/>
         </w:numPr>
         <w:spacing w:line="324" w:lineRule="auto"/>
-        <w:ind w:left="0" w:leftChars="0" w:right="0" w:rightChars="0"/>
+        <w:ind w:left="840" w:leftChars="0" w:right="0" w:rightChars="0" w:hanging="360"/>
         <w:rPr>
           <w:rFonts w:ascii="Times New Roman" w:hAnsi="Times New Roman" w:cs="Times New Roman"/>
           <w:sz w:val="24"/>
@@ -1309,11 +1311,12 @@
     <w:p>
       <w:pPr>
         <w:spacing w:line="324" w:lineRule="auto"/>
-        <w:ind w:left="0" w:leftChars="0" w:right="0" w:rightChars="0"/>
+        <w:ind w:left="0" w:leftChars="0" w:right="0" w:rightChars="0" w:firstLineChars="200" w:firstLine="480"/>
         <w:rPr>
           <w:rFonts w:ascii="Times New Roman" w:hAnsi="Times New Roman" w:cs="Times New Roman"/>
           <w:sz w:val="24"/>
         </w:rPr>
+        <w:jc w:val="both"/>
       </w:pPr>
       <w:r>
         <w:rPr>
@@ -1366,11 +1369,12 @@
     <w:p>
       <w:pPr>
         <w:spacing w:line="324" w:lineRule="auto"/>
-        <w:ind w:left="0" w:leftChars="0" w:right="0" w:rightChars="0"/>
+        <w:ind w:left="0" w:leftChars="0" w:right="0" w:rightChars="0" w:firstLineChars="200" w:firstLine="480"/>
         <w:rPr>
           <w:rFonts w:ascii="Times New Roman" w:hAnsi="Times New Roman" w:cs="Times New Roman"/>
           <w:sz w:val="24"/>
         </w:rPr>
+        <w:jc w:val="both"/>
       </w:pPr>
       <w:r>
         <w:rPr>

--- a/TDS Skill/templates/active/TDS_EN_国彩模板.docx
+++ b/TDS Skill/templates/active/TDS_EN_国彩模板.docx
@@ -185,7 +185,7 @@
     </w:p>
     <w:p>
       <w:pPr>
-        <w:spacing w:line="0" w:lineRule="atLeast"/>
+        <w:spacing w:line="0" w:lineRule="atLeast" w:before="100" w:after="80"/>
         <w:rPr>
           <w:rFonts w:ascii="Times New Roman" w:hAnsi="Times New Roman" w:cs="Times New Roman"/>
           <w:b/>
@@ -214,7 +214,7 @@
     </w:p>
     <w:p>
       <w:pPr>
-        <w:spacing w:line="324" w:lineRule="auto"/>
+        <w:spacing w:line="300" w:lineRule="auto" w:before="0" w:after="60"/>
         <w:ind w:left="0" w:leftChars="0" w:right="0" w:rightChars="0" w:firstLineChars="200" w:firstLine="480"/>
         <w:rPr>
           <w:rFonts w:ascii="Times New Roman" w:hAnsi="Times New Roman" w:cs="Times New Roman"/>
@@ -232,7 +232,7 @@
     </w:p>
     <w:p>
       <w:pPr>
-        <w:spacing w:line="0" w:lineRule="atLeast"/>
+        <w:spacing w:line="0" w:lineRule="atLeast" w:before="160" w:after="80"/>
         <w:rPr>
           <w:rFonts w:ascii="Times New Roman" w:hAnsi="Times New Roman" w:cs="Times New Roman"/>
           <w:b/>
@@ -275,7 +275,7 @@
     </w:p>
     <w:p>
       <w:pPr>
-        <w:spacing w:line="324" w:lineRule="auto"/>
+        <w:spacing w:line="300" w:lineRule="auto" w:before="0" w:after="60"/>
         <w:ind w:left="0" w:leftChars="0" w:right="0" w:rightChars="0" w:firstLineChars="200" w:firstLine="480"/>
         <w:rPr>
           <w:rFonts w:ascii="Times New Roman" w:hAnsi="Times New Roman" w:cs="Times New Roman"/>
@@ -293,7 +293,7 @@
     </w:p>
     <w:p>
       <w:pPr>
-        <w:spacing w:line="0" w:lineRule="atLeast"/>
+        <w:spacing w:line="0" w:lineRule="atLeast" w:before="160" w:after="80"/>
         <w:rPr>
           <w:rFonts w:ascii="Times New Roman" w:hAnsi="Times New Roman" w:cs="Times New Roman"/>
           <w:b/>
@@ -1210,7 +1210,7 @@
     </w:p>
     <w:p>
       <w:pPr>
-        <w:spacing w:line="0" w:lineRule="atLeast"/>
+        <w:spacing w:line="0" w:lineRule="atLeast" w:before="160" w:after="80"/>
         <w:rPr>
           <w:rFonts w:ascii="Times New Roman" w:hAnsi="Times New Roman" w:cs="Times New Roman"/>
           <w:b/>
@@ -1243,7 +1243,7 @@
           <w:ilvl w:val="0"/>
           <w:numId w:val="1"/>
         </w:numPr>
-        <w:spacing w:line="324" w:lineRule="auto"/>
+        <w:spacing w:line="280" w:lineRule="auto" w:before="0" w:after="60"/>
         <w:ind w:left="840" w:leftChars="0" w:right="0" w:rightChars="0" w:hanging="360"/>
         <w:rPr>
           <w:rFonts w:ascii="Times New Roman" w:hAnsi="Times New Roman" w:cs="Times New Roman"/>
@@ -1264,7 +1264,7 @@
           <w:ilvl w:val="0"/>
           <w:numId w:val="1"/>
         </w:numPr>
-        <w:spacing w:line="324" w:lineRule="auto"/>
+        <w:spacing w:line="280" w:lineRule="auto" w:before="0" w:after="60"/>
         <w:ind w:left="840" w:leftChars="0" w:right="0" w:rightChars="0" w:hanging="360"/>
         <w:rPr>
           <w:rFonts w:ascii="Times New Roman" w:hAnsi="Times New Roman" w:cs="Times New Roman"/>
@@ -1281,7 +1281,7 @@
     </w:p>
     <w:p>
       <w:pPr>
-        <w:spacing w:line="0" w:lineRule="atLeast"/>
+        <w:spacing w:line="0" w:lineRule="atLeast" w:before="160" w:after="80"/>
         <w:rPr>
           <w:rFonts w:ascii="Times New Roman" w:hAnsi="Times New Roman" w:cs="Times New Roman"/>
           <w:b/>
@@ -1310,7 +1310,7 @@
     </w:p>
     <w:p>
       <w:pPr>
-        <w:spacing w:line="324" w:lineRule="auto"/>
+        <w:spacing w:line="300" w:lineRule="auto" w:before="0" w:after="60"/>
         <w:ind w:left="0" w:leftChars="0" w:right="0" w:rightChars="0" w:firstLineChars="200" w:firstLine="480"/>
         <w:rPr>
           <w:rFonts w:ascii="Times New Roman" w:hAnsi="Times New Roman" w:cs="Times New Roman"/>
@@ -1339,7 +1339,7 @@
     </w:p>
     <w:p>
       <w:pPr>
-        <w:spacing w:line="0" w:lineRule="atLeast"/>
+        <w:spacing w:line="0" w:lineRule="atLeast" w:before="160" w:after="80"/>
         <w:rPr>
           <w:rFonts w:ascii="Times New Roman" w:hAnsi="Times New Roman" w:cs="Times New Roman"/>
           <w:b/>
@@ -1368,7 +1368,7 @@
     </w:p>
     <w:p>
       <w:pPr>
-        <w:spacing w:line="324" w:lineRule="auto"/>
+        <w:spacing w:line="300" w:lineRule="auto" w:before="0" w:after="60"/>
         <w:ind w:left="0" w:leftChars="0" w:right="0" w:rightChars="0" w:firstLineChars="200" w:firstLine="480"/>
         <w:rPr>
           <w:rFonts w:ascii="Times New Roman" w:hAnsi="Times New Roman" w:cs="Times New Roman"/>
